--- a/Seal_Top_Sheet_template.docx
+++ b/Seal_Top_Sheet_template.docx
@@ -2,38 +2,6 @@
 <file path=word/document.xml><?xml version="1.0" encoding="utf-8"?>
 <w:document xmlns:wpc="http://schemas.microsoft.com/office/word/2010/wordprocessingCanvas" xmlns:cx="http://schemas.microsoft.com/office/drawing/2014/chartex" xmlns:cx1="http://schemas.microsoft.com/office/drawing/2015/9/8/chartex" xmlns:cx2="http://schemas.microsoft.com/office/drawing/2015/10/21/chartex" xmlns:cx3="http://schemas.microsoft.com/office/drawing/2016/5/9/chartex" xmlns:cx4="http://schemas.microsoft.com/office/drawing/2016/5/10/chartex" xmlns:cx5="http://schemas.microsoft.com/office/drawing/2016/5/11/chartex" xmlns:cx6="http://schemas.microsoft.com/office/drawing/2016/5/12/chartex" xmlns:cx7="http://schemas.microsoft.com/office/drawing/2016/5/13/chartex" xmlns:cx8="http://schemas.microsoft.com/office/drawing/2016/5/14/chartex" xmlns:mc="http://schemas.openxmlformats.org/markup-compatibility/2006" xmlns:aink="http://schemas.microsoft.com/office/drawing/2016/ink" xmlns:am3d="http://schemas.microsoft.com/office/drawing/2017/model3d" xmlns:o="urn:schemas-microsoft-com:office:office" xmlns:oel="http://schemas.microsoft.com/office/2019/extlst" xmlns:r="http://schemas.openxmlformats.org/officeDocument/2006/relationships" xmlns:m="http://schemas.openxmlformats.org/officeDocument/2006/math" xmlns:v="urn:schemas-microsoft-com:vml" xmlns:wp14="http://schemas.microsoft.com/office/word/2010/wordprocessingDrawing" xmlns:wp="http://schemas.openxmlformats.org/drawingml/2006/wordprocessingDrawing" xmlns:w10="urn:schemas-microsoft-com:office:word" xmlns:w="http://schemas.openxmlformats.org/wordprocessingml/2006/main" xmlns:w14="http://schemas.microsoft.com/office/word/2010/wordml" xmlns:w15="http://schemas.microsoft.com/office/word/2012/wordml" xmlns:w16cex="http://schemas.microsoft.com/office/word/2018/wordml/cex" xmlns:w16cid="http://schemas.microsoft.com/office/word/2016/wordml/cid" xmlns:w16="http://schemas.microsoft.com/office/word/2018/wordml" xmlns:w16du="http://schemas.microsoft.com/office/word/2023/wordml/word16du" xmlns:w16sdtdh="http://schemas.microsoft.com/office/word/2020/wordml/sdtdatahash" xmlns:w16sdtfl="http://schemas.microsoft.com/office/word/2024/wordml/sdtformatlock" xmlns:w16se="http://schemas.microsoft.com/office/word/2015/wordml/symex" xmlns:wpg="http://schemas.microsoft.com/office/word/2010/wordprocessingGroup" xmlns:wpi="http://schemas.microsoft.com/office/word/2010/wordprocessingInk" xmlns:wne="http://schemas.microsoft.com/office/word/2006/wordml" xmlns:wps="http://schemas.microsoft.com/office/word/2010/wordprocessingShape" mc:Ignorable="w14 w15 w16se w16cid w16 w16cex w16sdtdh w16sdtfl w16du wp14">
   <w:body>
-    <w:p>
-      <w:pPr>
-        <w:pStyle w:val="Heading1"/>
-        <w:rPr>
-          <w:w w:val="75"/>
-        </w:rPr>
-      </w:pPr>
-    </w:p>
-    <w:p>
-      <w:pPr>
-        <w:pStyle w:val="Heading1"/>
-        <w:rPr>
-          <w:w w:val="75"/>
-        </w:rPr>
-      </w:pPr>
-    </w:p>
-    <w:p>
-      <w:pPr>
-        <w:pStyle w:val="Heading1"/>
-        <w:rPr>
-          <w:w w:val="75"/>
-        </w:rPr>
-      </w:pPr>
-    </w:p>
-    <w:p>
-      <w:pPr>
-        <w:pStyle w:val="Heading1"/>
-        <w:rPr>
-          <w:w w:val="75"/>
-        </w:rPr>
-      </w:pPr>
-    </w:p>
     <w:p>
       <w:pPr>
         <w:pStyle w:val="Heading1"/>
@@ -981,11 +949,3055 @@
     <w:p>
       <w:pPr>
         <w:pStyle w:val="Heading3"/>
+      </w:pPr>
+      <w:r>
+        <w:rPr>
+          <w:w w:val="75"/>
+          <w:u w:val="single"/>
+        </w:rPr>
+        <w:t>Assessment</w:t>
+      </w:r>
+      <w:r>
+        <w:rPr>
+          <w:spacing w:val="-4"/>
+          <w:w w:val="75"/>
+          <w:u w:val="single"/>
+        </w:rPr>
+        <w:t xml:space="preserve"> </w:t>
+      </w:r>
+      <w:r>
+        <w:rPr>
+          <w:spacing w:val="-2"/>
+          <w:w w:val="80"/>
+          <w:u w:val="single"/>
+        </w:rPr>
+        <w:t>Rubrics</w:t>
+      </w:r>
+      <w:r>
+        <w:rPr>
+          <w:spacing w:val="-2"/>
+          <w:w w:val="80"/>
+          <w:u w:val="single"/>
+        </w:rPr>
+        <w:t xml:space="preserve"> (AR)</w:t>
+      </w:r>
+      <w:r>
+        <w:rPr>
+          <w:spacing w:val="-2"/>
+          <w:w w:val="80"/>
+          <w:u w:val="single"/>
+        </w:rPr>
+        <w:t>:</w:t>
+      </w:r>
+    </w:p>
+    <w:p>
+      <w:pPr>
+        <w:pStyle w:val="BodyText"/>
+        <w:spacing w:before="9"/>
+        <w:rPr>
+          <w:b/>
+          <w:sz w:val="11"/>
+        </w:rPr>
+      </w:pPr>
+    </w:p>
+    <w:tbl>
+      <w:tblPr>
+        <w:tblW w:w="0" w:type="auto"/>
+        <w:tblInd w:w="142" w:type="dxa"/>
+        <w:tblBorders>
+          <w:top w:val="double" w:sz="4" w:space="0" w:color="000000"/>
+          <w:left w:val="double" w:sz="4" w:space="0" w:color="000000"/>
+          <w:bottom w:val="double" w:sz="4" w:space="0" w:color="000000"/>
+          <w:right w:val="double" w:sz="4" w:space="0" w:color="000000"/>
+          <w:insideH w:val="double" w:sz="4" w:space="0" w:color="000000"/>
+          <w:insideV w:val="double" w:sz="4" w:space="0" w:color="000000"/>
+        </w:tblBorders>
+        <w:tblLayout w:type="fixed"/>
+        <w:tblCellMar>
+          <w:left w:w="0" w:type="dxa"/>
+          <w:right w:w="0" w:type="dxa"/>
+        </w:tblCellMar>
+        <w:tblLook w:val="01E0" w:firstRow="1" w:lastRow="1" w:firstColumn="1" w:lastColumn="1" w:noHBand="0" w:noVBand="0"/>
+      </w:tblPr>
+      <w:tblGrid>
+        <w:gridCol w:w="451"/>
+        <w:gridCol w:w="2268"/>
+        <w:gridCol w:w="1985"/>
+        <w:gridCol w:w="1832"/>
+        <w:gridCol w:w="1994"/>
+        <w:gridCol w:w="2127"/>
+      </w:tblGrid>
+      <w:tr>
+        <w:trPr>
+          <w:trHeight w:val="531"/>
+        </w:trPr>
+        <w:tc>
+          <w:tcPr>
+            <w:tcW w:w="451" w:type="dxa"/>
+          </w:tcPr>
+          <w:p>
+            <w:pPr>
+              <w:pStyle w:val="TableParagraph"/>
+              <w:rPr>
+                <w:rFonts w:ascii="Times New Roman"/>
+                <w:sz w:val="18"/>
+              </w:rPr>
+            </w:pPr>
+          </w:p>
+        </w:tc>
+        <w:tc>
+          <w:tcPr>
+            <w:tcW w:w="2268" w:type="dxa"/>
+          </w:tcPr>
+          <w:p>
+            <w:pPr>
+              <w:pStyle w:val="TableParagraph"/>
+              <w:spacing w:before="128"/>
+              <w:ind w:left="1032"/>
+              <w:rPr>
+                <w:b/>
+                <w:sz w:val="18"/>
+              </w:rPr>
+            </w:pPr>
+            <w:r>
+              <w:rPr>
+                <w:b/>
+                <w:spacing w:val="-2"/>
+                <w:w w:val="85"/>
+                <w:sz w:val="18"/>
+              </w:rPr>
+              <w:t>Criteria</w:t>
+            </w:r>
+          </w:p>
+        </w:tc>
+        <w:tc>
+          <w:tcPr>
+            <w:tcW w:w="1985" w:type="dxa"/>
+          </w:tcPr>
+          <w:p>
+            <w:pPr>
+              <w:pStyle w:val="TableParagraph"/>
+              <w:spacing w:before="5" w:line="202" w:lineRule="exact"/>
+              <w:jc w:val="center"/>
+              <w:rPr>
+                <w:b/>
+                <w:spacing w:val="-2"/>
+                <w:w w:val="85"/>
+                <w:sz w:val="18"/>
+              </w:rPr>
+            </w:pPr>
+            <w:r>
+              <w:rPr>
+                <w:b/>
+                <w:spacing w:val="-4"/>
+                <w:w w:val="70"/>
+                <w:sz w:val="18"/>
+              </w:rPr>
+              <w:t>Excellent</w:t>
+            </w:r>
+            <w:r>
+              <w:rPr>
+                <w:b/>
+                <w:spacing w:val="-7"/>
+                <w:sz w:val="18"/>
+              </w:rPr>
+              <w:t xml:space="preserve"> </w:t>
+            </w:r>
+            <w:r>
+              <w:rPr>
+                <w:b/>
+                <w:spacing w:val="-4"/>
+                <w:w w:val="70"/>
+                <w:sz w:val="18"/>
+              </w:rPr>
+              <w:t>(80–</w:t>
+            </w:r>
+            <w:r>
+              <w:rPr>
+                <w:b/>
+                <w:spacing w:val="-2"/>
+                <w:w w:val="85"/>
+                <w:sz w:val="18"/>
+              </w:rPr>
+              <w:t>100%)</w:t>
+            </w:r>
+          </w:p>
+          <w:p>
+            <w:pPr>
+              <w:pStyle w:val="TableParagraph"/>
+              <w:spacing w:before="5" w:line="202" w:lineRule="exact"/>
+              <w:jc w:val="center"/>
+              <w:rPr>
+                <w:b/>
+                <w:sz w:val="18"/>
+              </w:rPr>
+            </w:pPr>
+            <w:r>
+              <w:rPr>
+                <w:b/>
+                <w:spacing w:val="-4"/>
+                <w:w w:val="70"/>
+                <w:sz w:val="18"/>
+              </w:rPr>
+              <w:t>(1)</w:t>
+            </w:r>
+          </w:p>
+        </w:tc>
+        <w:tc>
+          <w:tcPr>
+            <w:tcW w:w="1832" w:type="dxa"/>
+          </w:tcPr>
+          <w:p>
+            <w:pPr>
+              <w:pStyle w:val="TableParagraph"/>
+              <w:spacing w:before="5" w:line="202" w:lineRule="exact"/>
+              <w:jc w:val="center"/>
+              <w:rPr>
+                <w:b/>
+                <w:spacing w:val="-4"/>
+                <w:w w:val="70"/>
+                <w:sz w:val="18"/>
+              </w:rPr>
+            </w:pPr>
+            <w:r>
+              <w:rPr>
+                <w:b/>
+                <w:spacing w:val="-4"/>
+                <w:w w:val="70"/>
+                <w:sz w:val="18"/>
+              </w:rPr>
+              <w:t>Good (60–79%)</w:t>
+            </w:r>
+          </w:p>
+          <w:p>
+            <w:pPr>
+              <w:pStyle w:val="TableParagraph"/>
+              <w:spacing w:before="5" w:line="202" w:lineRule="exact"/>
+              <w:jc w:val="center"/>
+              <w:rPr>
+                <w:b/>
+                <w:spacing w:val="-4"/>
+                <w:w w:val="70"/>
+                <w:sz w:val="18"/>
+              </w:rPr>
+            </w:pPr>
+            <w:r>
+              <w:rPr>
+                <w:b/>
+                <w:spacing w:val="-4"/>
+                <w:w w:val="70"/>
+                <w:sz w:val="18"/>
+              </w:rPr>
+              <w:t>(2)</w:t>
+            </w:r>
+          </w:p>
+        </w:tc>
+        <w:tc>
+          <w:tcPr>
+            <w:tcW w:w="1994" w:type="dxa"/>
+          </w:tcPr>
+          <w:p>
+            <w:pPr>
+              <w:pStyle w:val="TableParagraph"/>
+              <w:spacing w:before="5" w:line="202" w:lineRule="exact"/>
+              <w:ind w:left="-12" w:firstLine="12"/>
+              <w:jc w:val="center"/>
+              <w:rPr>
+                <w:b/>
+                <w:spacing w:val="-4"/>
+                <w:w w:val="70"/>
+                <w:sz w:val="18"/>
+              </w:rPr>
+            </w:pPr>
+            <w:r>
+              <w:rPr>
+                <w:b/>
+                <w:spacing w:val="-4"/>
+                <w:w w:val="70"/>
+                <w:sz w:val="18"/>
+              </w:rPr>
+              <w:t>Satisfactory (40–59%)</w:t>
+            </w:r>
+          </w:p>
+          <w:p>
+            <w:pPr>
+              <w:pStyle w:val="TableParagraph"/>
+              <w:spacing w:before="5" w:line="202" w:lineRule="exact"/>
+              <w:ind w:left="379" w:hanging="391"/>
+              <w:jc w:val="center"/>
+              <w:rPr>
+                <w:b/>
+                <w:spacing w:val="-4"/>
+                <w:w w:val="70"/>
+                <w:sz w:val="18"/>
+              </w:rPr>
+            </w:pPr>
+            <w:r>
+              <w:rPr>
+                <w:b/>
+                <w:spacing w:val="-4"/>
+                <w:w w:val="70"/>
+                <w:sz w:val="18"/>
+              </w:rPr>
+              <w:t>(3)</w:t>
+            </w:r>
+          </w:p>
+        </w:tc>
+        <w:tc>
+          <w:tcPr>
+            <w:tcW w:w="2127" w:type="dxa"/>
+          </w:tcPr>
+          <w:p>
+            <w:pPr>
+              <w:pStyle w:val="TableParagraph"/>
+              <w:spacing w:before="5" w:line="202" w:lineRule="exact"/>
+              <w:jc w:val="center"/>
+              <w:rPr>
+                <w:b/>
+                <w:spacing w:val="-4"/>
+                <w:w w:val="70"/>
+                <w:sz w:val="18"/>
+              </w:rPr>
+            </w:pPr>
+            <w:r>
+              <w:rPr>
+                <w:b/>
+                <w:spacing w:val="-4"/>
+                <w:w w:val="70"/>
+                <w:sz w:val="18"/>
+              </w:rPr>
+              <w:t>Needs Improvement</w:t>
+            </w:r>
+            <w:r>
+              <w:rPr>
+                <w:b/>
+                <w:spacing w:val="-4"/>
+                <w:w w:val="70"/>
+                <w:sz w:val="18"/>
+              </w:rPr>
+              <w:t xml:space="preserve"> </w:t>
+            </w:r>
+            <w:r>
+              <w:rPr>
+                <w:b/>
+                <w:spacing w:val="-4"/>
+                <w:w w:val="70"/>
+                <w:sz w:val="18"/>
+              </w:rPr>
+              <w:t>(&lt;40%)</w:t>
+            </w:r>
+          </w:p>
+          <w:p>
+            <w:pPr>
+              <w:pStyle w:val="TableParagraph"/>
+              <w:spacing w:before="5" w:line="202" w:lineRule="exact"/>
+              <w:ind w:firstLine="119"/>
+              <w:jc w:val="center"/>
+              <w:rPr>
+                <w:b/>
+                <w:spacing w:val="-4"/>
+                <w:w w:val="70"/>
+                <w:sz w:val="18"/>
+              </w:rPr>
+            </w:pPr>
+            <w:r>
+              <w:rPr>
+                <w:b/>
+                <w:spacing w:val="-4"/>
+                <w:w w:val="70"/>
+                <w:sz w:val="18"/>
+              </w:rPr>
+              <w:t>(4)</w:t>
+            </w:r>
+          </w:p>
+        </w:tc>
+      </w:tr>
+      <w:tr>
+        <w:trPr>
+          <w:trHeight w:val="631"/>
+        </w:trPr>
+        <w:tc>
+          <w:tcPr>
+            <w:tcW w:w="451" w:type="dxa"/>
+          </w:tcPr>
+          <w:p>
+            <w:pPr>
+              <w:pStyle w:val="TableParagraph"/>
+              <w:spacing w:before="8"/>
+              <w:ind w:left="96" w:right="1"/>
+              <w:jc w:val="center"/>
+              <w:rPr>
+                <w:b/>
+                <w:sz w:val="18"/>
+              </w:rPr>
+            </w:pPr>
+            <w:r>
+              <w:rPr>
+                <w:b/>
+                <w:spacing w:val="-10"/>
+                <w:w w:val="90"/>
+                <w:sz w:val="18"/>
+              </w:rPr>
+              <w:t>A</w:t>
+            </w:r>
+          </w:p>
+        </w:tc>
+        <w:tc>
+          <w:tcPr>
+            <w:tcW w:w="2268" w:type="dxa"/>
+          </w:tcPr>
+          <w:p>
+            <w:pPr>
+              <w:pStyle w:val="TableParagraph"/>
+              <w:spacing w:before="21" w:line="220" w:lineRule="auto"/>
+              <w:ind w:left="213" w:right="283"/>
+              <w:rPr>
+                <w:rFonts w:ascii="Times New Roman" w:hAnsi="Times New Roman" w:cs="Times New Roman"/>
+                <w:b/>
+                <w:sz w:val="20"/>
+                <w:szCs w:val="24"/>
+              </w:rPr>
+            </w:pPr>
+            <w:r>
+              <w:rPr>
+                <w:rFonts w:ascii="Times New Roman" w:hAnsi="Times New Roman" w:cs="Times New Roman"/>
+                <w:b/>
+                <w:spacing w:val="-2"/>
+                <w:w w:val="85"/>
+                <w:sz w:val="20"/>
+                <w:szCs w:val="24"/>
+              </w:rPr>
+              <w:t xml:space="preserve">Conceptual </w:t>
+            </w:r>
+            <w:r>
+              <w:rPr>
+                <w:rFonts w:ascii="Times New Roman" w:hAnsi="Times New Roman" w:cs="Times New Roman"/>
+                <w:b/>
+                <w:spacing w:val="-4"/>
+                <w:w w:val="75"/>
+                <w:sz w:val="20"/>
+                <w:szCs w:val="24"/>
+              </w:rPr>
+              <w:t>Understandi</w:t>
+            </w:r>
+            <w:r>
+              <w:rPr>
+                <w:rFonts w:ascii="Times New Roman" w:hAnsi="Times New Roman" w:cs="Times New Roman"/>
+                <w:b/>
+                <w:spacing w:val="-4"/>
+                <w:w w:val="75"/>
+                <w:sz w:val="20"/>
+                <w:szCs w:val="24"/>
+              </w:rPr>
+              <w:t xml:space="preserve">ng </w:t>
+            </w:r>
+          </w:p>
+        </w:tc>
+        <w:tc>
+          <w:tcPr>
+            <w:tcW w:w="1985" w:type="dxa"/>
+          </w:tcPr>
+          <w:p>
+            <w:pPr>
+              <w:pStyle w:val="TableParagraph"/>
+              <w:spacing w:before="21" w:line="220" w:lineRule="auto"/>
+              <w:ind w:left="112"/>
+              <w:rPr>
+                <w:rFonts w:ascii="Times New Roman" w:hAnsi="Times New Roman" w:cs="Times New Roman"/>
+                <w:sz w:val="20"/>
+                <w:szCs w:val="24"/>
+              </w:rPr>
+            </w:pPr>
+            <w:r>
+              <w:rPr>
+                <w:rFonts w:ascii="Times New Roman" w:hAnsi="Times New Roman" w:cs="Times New Roman"/>
+                <w:w w:val="70"/>
+                <w:sz w:val="20"/>
+                <w:szCs w:val="24"/>
+              </w:rPr>
+              <w:t>Complete</w:t>
+            </w:r>
+            <w:r>
+              <w:rPr>
+                <w:rFonts w:ascii="Times New Roman" w:hAnsi="Times New Roman" w:cs="Times New Roman"/>
+                <w:spacing w:val="-15"/>
+                <w:w w:val="70"/>
+                <w:sz w:val="20"/>
+                <w:szCs w:val="24"/>
+              </w:rPr>
+              <w:t xml:space="preserve"> </w:t>
+            </w:r>
+            <w:r>
+              <w:rPr>
+                <w:rFonts w:ascii="Times New Roman" w:hAnsi="Times New Roman" w:cs="Times New Roman"/>
+                <w:w w:val="70"/>
+                <w:sz w:val="20"/>
+                <w:szCs w:val="24"/>
+              </w:rPr>
+              <w:t>accuracy,</w:t>
+            </w:r>
+            <w:r>
+              <w:rPr>
+                <w:rFonts w:ascii="Times New Roman" w:hAnsi="Times New Roman" w:cs="Times New Roman"/>
+                <w:spacing w:val="-5"/>
+                <w:w w:val="70"/>
+                <w:sz w:val="20"/>
+                <w:szCs w:val="24"/>
+              </w:rPr>
+              <w:t xml:space="preserve"> </w:t>
+            </w:r>
+            <w:r>
+              <w:rPr>
+                <w:rFonts w:ascii="Times New Roman" w:hAnsi="Times New Roman" w:cs="Times New Roman"/>
+                <w:w w:val="70"/>
+                <w:sz w:val="20"/>
+                <w:szCs w:val="24"/>
+              </w:rPr>
+              <w:t>deep</w:t>
+            </w:r>
+            <w:r>
+              <w:rPr>
+                <w:rFonts w:ascii="Times New Roman" w:hAnsi="Times New Roman" w:cs="Times New Roman"/>
+                <w:sz w:val="20"/>
+                <w:szCs w:val="24"/>
+              </w:rPr>
+              <w:t xml:space="preserve"> </w:t>
+            </w:r>
+            <w:r>
+              <w:rPr>
+                <w:rFonts w:ascii="Times New Roman" w:hAnsi="Times New Roman" w:cs="Times New Roman"/>
+                <w:w w:val="65"/>
+                <w:sz w:val="20"/>
+                <w:szCs w:val="24"/>
+              </w:rPr>
+              <w:t>insight – (Editable as per</w:t>
+            </w:r>
+            <w:r>
+              <w:rPr>
+                <w:rFonts w:ascii="Times New Roman" w:hAnsi="Times New Roman" w:cs="Times New Roman"/>
+                <w:w w:val="85"/>
+                <w:sz w:val="20"/>
+                <w:szCs w:val="24"/>
+              </w:rPr>
+              <w:t xml:space="preserve"> </w:t>
+            </w:r>
+            <w:r>
+              <w:rPr>
+                <w:rFonts w:ascii="Times New Roman" w:hAnsi="Times New Roman" w:cs="Times New Roman"/>
+                <w:spacing w:val="-2"/>
+                <w:w w:val="85"/>
+                <w:sz w:val="20"/>
+                <w:szCs w:val="24"/>
+              </w:rPr>
+              <w:t>subject)</w:t>
+            </w:r>
+          </w:p>
+        </w:tc>
+        <w:tc>
+          <w:tcPr>
+            <w:tcW w:w="1832" w:type="dxa"/>
+          </w:tcPr>
+          <w:p>
+            <w:pPr>
+              <w:pStyle w:val="TableParagraph"/>
+              <w:spacing w:before="21" w:line="220" w:lineRule="auto"/>
+              <w:ind w:left="112" w:right="110"/>
+              <w:rPr>
+                <w:rFonts w:ascii="Times New Roman" w:hAnsi="Times New Roman" w:cs="Times New Roman"/>
+                <w:sz w:val="20"/>
+                <w:szCs w:val="24"/>
+              </w:rPr>
+            </w:pPr>
+            <w:r>
+              <w:rPr>
+                <w:rFonts w:ascii="Times New Roman" w:hAnsi="Times New Roman" w:cs="Times New Roman"/>
+                <w:spacing w:val="-2"/>
+                <w:w w:val="65"/>
+                <w:sz w:val="20"/>
+                <w:szCs w:val="24"/>
+              </w:rPr>
+              <w:t>Mostly</w:t>
+            </w:r>
+            <w:r>
+              <w:rPr>
+                <w:rFonts w:ascii="Times New Roman" w:hAnsi="Times New Roman" w:cs="Times New Roman"/>
+                <w:spacing w:val="-16"/>
+                <w:w w:val="65"/>
+                <w:sz w:val="20"/>
+                <w:szCs w:val="24"/>
+              </w:rPr>
+              <w:t xml:space="preserve"> </w:t>
+            </w:r>
+            <w:r>
+              <w:rPr>
+                <w:rFonts w:ascii="Times New Roman" w:hAnsi="Times New Roman" w:cs="Times New Roman"/>
+                <w:spacing w:val="-2"/>
+                <w:w w:val="65"/>
+                <w:sz w:val="20"/>
+                <w:szCs w:val="24"/>
+              </w:rPr>
+              <w:t>correct,</w:t>
+            </w:r>
+            <w:r>
+              <w:rPr>
+                <w:rFonts w:ascii="Times New Roman" w:hAnsi="Times New Roman" w:cs="Times New Roman"/>
+                <w:spacing w:val="-7"/>
+                <w:w w:val="65"/>
+                <w:sz w:val="20"/>
+                <w:szCs w:val="24"/>
+              </w:rPr>
+              <w:t xml:space="preserve"> </w:t>
+            </w:r>
+            <w:r>
+              <w:rPr>
+                <w:rFonts w:ascii="Times New Roman" w:hAnsi="Times New Roman" w:cs="Times New Roman"/>
+                <w:spacing w:val="-2"/>
+                <w:w w:val="65"/>
+                <w:sz w:val="20"/>
+                <w:szCs w:val="24"/>
+              </w:rPr>
+              <w:t>minor</w:t>
+            </w:r>
+            <w:r>
+              <w:rPr>
+                <w:rFonts w:ascii="Times New Roman" w:hAnsi="Times New Roman" w:cs="Times New Roman"/>
+                <w:sz w:val="20"/>
+                <w:szCs w:val="24"/>
+              </w:rPr>
+              <w:t xml:space="preserve"> </w:t>
+            </w:r>
+            <w:r>
+              <w:rPr>
+                <w:rFonts w:ascii="Times New Roman" w:hAnsi="Times New Roman" w:cs="Times New Roman"/>
+                <w:spacing w:val="-2"/>
+                <w:w w:val="75"/>
+                <w:sz w:val="20"/>
+                <w:szCs w:val="24"/>
+              </w:rPr>
+              <w:t>gaps</w:t>
+            </w:r>
+            <w:r>
+              <w:rPr>
+                <w:rFonts w:ascii="Times New Roman" w:hAnsi="Times New Roman" w:cs="Times New Roman"/>
+                <w:spacing w:val="-8"/>
+                <w:w w:val="75"/>
+                <w:sz w:val="20"/>
+                <w:szCs w:val="24"/>
+              </w:rPr>
+              <w:t xml:space="preserve"> </w:t>
+            </w:r>
+            <w:r>
+              <w:rPr>
+                <w:rFonts w:ascii="Times New Roman" w:hAnsi="Times New Roman" w:cs="Times New Roman"/>
+                <w:spacing w:val="-2"/>
+                <w:w w:val="75"/>
+                <w:sz w:val="20"/>
+                <w:szCs w:val="24"/>
+              </w:rPr>
+              <w:t>–</w:t>
+            </w:r>
+            <w:r>
+              <w:rPr>
+                <w:rFonts w:ascii="Times New Roman" w:hAnsi="Times New Roman" w:cs="Times New Roman"/>
+                <w:spacing w:val="-6"/>
+                <w:w w:val="75"/>
+                <w:sz w:val="20"/>
+                <w:szCs w:val="24"/>
+              </w:rPr>
+              <w:t xml:space="preserve"> </w:t>
+            </w:r>
+            <w:r>
+              <w:rPr>
+                <w:rFonts w:ascii="Times New Roman" w:hAnsi="Times New Roman" w:cs="Times New Roman"/>
+                <w:spacing w:val="-2"/>
+                <w:w w:val="75"/>
+                <w:sz w:val="20"/>
+                <w:szCs w:val="24"/>
+              </w:rPr>
+              <w:t>(Editable</w:t>
+            </w:r>
+            <w:r>
+              <w:rPr>
+                <w:rFonts w:ascii="Times New Roman" w:hAnsi="Times New Roman" w:cs="Times New Roman"/>
+                <w:spacing w:val="-2"/>
+                <w:w w:val="80"/>
+                <w:sz w:val="20"/>
+                <w:szCs w:val="24"/>
+              </w:rPr>
+              <w:t xml:space="preserve"> as</w:t>
+            </w:r>
+            <w:r>
+              <w:rPr>
+                <w:rFonts w:ascii="Times New Roman" w:hAnsi="Times New Roman" w:cs="Times New Roman"/>
+                <w:spacing w:val="-11"/>
+                <w:w w:val="80"/>
+                <w:sz w:val="20"/>
+                <w:szCs w:val="24"/>
+              </w:rPr>
+              <w:t xml:space="preserve"> </w:t>
+            </w:r>
+            <w:r>
+              <w:rPr>
+                <w:rFonts w:ascii="Times New Roman" w:hAnsi="Times New Roman" w:cs="Times New Roman"/>
+                <w:spacing w:val="-2"/>
+                <w:w w:val="80"/>
+                <w:sz w:val="20"/>
+                <w:szCs w:val="24"/>
+              </w:rPr>
+              <w:t>per</w:t>
+            </w:r>
+            <w:r>
+              <w:rPr>
+                <w:rFonts w:ascii="Times New Roman" w:hAnsi="Times New Roman" w:cs="Times New Roman"/>
+                <w:spacing w:val="-11"/>
+                <w:w w:val="80"/>
+                <w:sz w:val="20"/>
+                <w:szCs w:val="24"/>
+              </w:rPr>
+              <w:t xml:space="preserve"> </w:t>
+            </w:r>
+            <w:r>
+              <w:rPr>
+                <w:rFonts w:ascii="Times New Roman" w:hAnsi="Times New Roman" w:cs="Times New Roman"/>
+                <w:spacing w:val="-2"/>
+                <w:w w:val="80"/>
+                <w:sz w:val="20"/>
+                <w:szCs w:val="24"/>
+              </w:rPr>
+              <w:t>subject)</w:t>
+            </w:r>
+          </w:p>
+        </w:tc>
+        <w:tc>
+          <w:tcPr>
+            <w:tcW w:w="1994" w:type="dxa"/>
+          </w:tcPr>
+          <w:p>
+            <w:pPr>
+              <w:pStyle w:val="TableParagraph"/>
+              <w:spacing w:before="141" w:line="220" w:lineRule="auto"/>
+              <w:ind w:left="112"/>
+              <w:rPr>
+                <w:rFonts w:ascii="Times New Roman" w:hAnsi="Times New Roman" w:cs="Times New Roman"/>
+                <w:sz w:val="20"/>
+                <w:szCs w:val="24"/>
+              </w:rPr>
+            </w:pPr>
+            <w:r>
+              <w:rPr>
+                <w:rFonts w:ascii="Times New Roman" w:hAnsi="Times New Roman" w:cs="Times New Roman"/>
+                <w:w w:val="65"/>
+                <w:sz w:val="20"/>
+                <w:szCs w:val="24"/>
+              </w:rPr>
+              <w:t>Basic</w:t>
+            </w:r>
+            <w:r>
+              <w:rPr>
+                <w:rFonts w:ascii="Times New Roman" w:hAnsi="Times New Roman" w:cs="Times New Roman"/>
+                <w:spacing w:val="-13"/>
+                <w:w w:val="65"/>
+                <w:sz w:val="20"/>
+                <w:szCs w:val="24"/>
+              </w:rPr>
+              <w:t xml:space="preserve"> </w:t>
+            </w:r>
+            <w:r>
+              <w:rPr>
+                <w:rFonts w:ascii="Times New Roman" w:hAnsi="Times New Roman" w:cs="Times New Roman"/>
+                <w:w w:val="65"/>
+                <w:sz w:val="20"/>
+                <w:szCs w:val="24"/>
+              </w:rPr>
+              <w:t>understanding</w:t>
+            </w:r>
+            <w:r>
+              <w:rPr>
+                <w:rFonts w:ascii="Times New Roman" w:hAnsi="Times New Roman" w:cs="Times New Roman"/>
+                <w:spacing w:val="-5"/>
+                <w:w w:val="65"/>
+                <w:sz w:val="20"/>
+                <w:szCs w:val="24"/>
+              </w:rPr>
+              <w:t xml:space="preserve"> </w:t>
+            </w:r>
+            <w:r>
+              <w:rPr>
+                <w:rFonts w:ascii="Times New Roman" w:hAnsi="Times New Roman" w:cs="Times New Roman"/>
+                <w:w w:val="65"/>
+                <w:sz w:val="20"/>
+                <w:szCs w:val="24"/>
+              </w:rPr>
+              <w:t>– (Editable as</w:t>
+            </w:r>
+            <w:r>
+              <w:rPr>
+                <w:rFonts w:ascii="Times New Roman" w:hAnsi="Times New Roman" w:cs="Times New Roman"/>
+                <w:w w:val="85"/>
+                <w:sz w:val="20"/>
+                <w:szCs w:val="24"/>
+              </w:rPr>
+              <w:t xml:space="preserve"> </w:t>
+            </w:r>
+            <w:r>
+              <w:rPr>
+                <w:rFonts w:ascii="Times New Roman" w:hAnsi="Times New Roman" w:cs="Times New Roman"/>
+                <w:spacing w:val="-2"/>
+                <w:w w:val="85"/>
+                <w:sz w:val="20"/>
+                <w:szCs w:val="24"/>
+              </w:rPr>
+              <w:t>per</w:t>
+            </w:r>
+            <w:r>
+              <w:rPr>
+                <w:rFonts w:ascii="Times New Roman" w:hAnsi="Times New Roman" w:cs="Times New Roman"/>
+                <w:spacing w:val="-14"/>
+                <w:w w:val="85"/>
+                <w:sz w:val="20"/>
+                <w:szCs w:val="24"/>
+              </w:rPr>
+              <w:t xml:space="preserve"> </w:t>
+            </w:r>
+            <w:r>
+              <w:rPr>
+                <w:rFonts w:ascii="Times New Roman" w:hAnsi="Times New Roman" w:cs="Times New Roman"/>
+                <w:spacing w:val="-2"/>
+                <w:w w:val="85"/>
+                <w:sz w:val="20"/>
+                <w:szCs w:val="24"/>
+              </w:rPr>
+              <w:t>subject)</w:t>
+            </w:r>
+          </w:p>
+        </w:tc>
+        <w:tc>
+          <w:tcPr>
+            <w:tcW w:w="2127" w:type="dxa"/>
+          </w:tcPr>
+          <w:p>
+            <w:pPr>
+              <w:pStyle w:val="TableParagraph"/>
+              <w:spacing w:before="141" w:line="220" w:lineRule="auto"/>
+              <w:ind w:left="112" w:right="57"/>
+              <w:rPr>
+                <w:rFonts w:ascii="Times New Roman" w:hAnsi="Times New Roman" w:cs="Times New Roman"/>
+                <w:sz w:val="20"/>
+                <w:szCs w:val="24"/>
+              </w:rPr>
+            </w:pPr>
+            <w:r>
+              <w:rPr>
+                <w:rFonts w:ascii="Times New Roman" w:hAnsi="Times New Roman" w:cs="Times New Roman"/>
+                <w:w w:val="65"/>
+                <w:sz w:val="20"/>
+                <w:szCs w:val="24"/>
+              </w:rPr>
+              <w:t>Poor</w:t>
+            </w:r>
+            <w:r>
+              <w:rPr>
+                <w:rFonts w:ascii="Times New Roman" w:hAnsi="Times New Roman" w:cs="Times New Roman"/>
+                <w:spacing w:val="-9"/>
+                <w:w w:val="65"/>
+                <w:sz w:val="20"/>
+                <w:szCs w:val="24"/>
+              </w:rPr>
+              <w:t xml:space="preserve"> </w:t>
+            </w:r>
+            <w:r>
+              <w:rPr>
+                <w:rFonts w:ascii="Times New Roman" w:hAnsi="Times New Roman" w:cs="Times New Roman"/>
+                <w:w w:val="65"/>
+                <w:sz w:val="20"/>
+                <w:szCs w:val="24"/>
+              </w:rPr>
+              <w:t>understanding</w:t>
+            </w:r>
+            <w:r>
+              <w:rPr>
+                <w:rFonts w:ascii="Times New Roman" w:hAnsi="Times New Roman" w:cs="Times New Roman"/>
+                <w:spacing w:val="-4"/>
+                <w:w w:val="65"/>
+                <w:sz w:val="20"/>
+                <w:szCs w:val="24"/>
+              </w:rPr>
+              <w:t xml:space="preserve"> </w:t>
+            </w:r>
+            <w:r>
+              <w:rPr>
+                <w:rFonts w:ascii="Times New Roman" w:hAnsi="Times New Roman" w:cs="Times New Roman"/>
+                <w:w w:val="65"/>
+                <w:sz w:val="20"/>
+                <w:szCs w:val="24"/>
+              </w:rPr>
+              <w:t>– (Editable as</w:t>
+            </w:r>
+            <w:r>
+              <w:rPr>
+                <w:rFonts w:ascii="Times New Roman" w:hAnsi="Times New Roman" w:cs="Times New Roman"/>
+                <w:w w:val="85"/>
+                <w:sz w:val="20"/>
+                <w:szCs w:val="24"/>
+              </w:rPr>
+              <w:t xml:space="preserve"> </w:t>
+            </w:r>
+            <w:r>
+              <w:rPr>
+                <w:rFonts w:ascii="Times New Roman" w:hAnsi="Times New Roman" w:cs="Times New Roman"/>
+                <w:spacing w:val="-2"/>
+                <w:w w:val="85"/>
+                <w:sz w:val="20"/>
+                <w:szCs w:val="24"/>
+              </w:rPr>
+              <w:t>per</w:t>
+            </w:r>
+            <w:r>
+              <w:rPr>
+                <w:rFonts w:ascii="Times New Roman" w:hAnsi="Times New Roman" w:cs="Times New Roman"/>
+                <w:spacing w:val="-14"/>
+                <w:w w:val="85"/>
+                <w:sz w:val="20"/>
+                <w:szCs w:val="24"/>
+              </w:rPr>
+              <w:t xml:space="preserve"> </w:t>
+            </w:r>
+            <w:r>
+              <w:rPr>
+                <w:rFonts w:ascii="Times New Roman" w:hAnsi="Times New Roman" w:cs="Times New Roman"/>
+                <w:spacing w:val="-2"/>
+                <w:w w:val="85"/>
+                <w:sz w:val="20"/>
+                <w:szCs w:val="24"/>
+              </w:rPr>
+              <w:t>subject)</w:t>
+            </w:r>
+          </w:p>
+        </w:tc>
+      </w:tr>
+      <w:tr>
+        <w:trPr>
+          <w:trHeight w:val="683"/>
+        </w:trPr>
+        <w:tc>
+          <w:tcPr>
+            <w:tcW w:w="451" w:type="dxa"/>
+          </w:tcPr>
+          <w:p>
+            <w:pPr>
+              <w:pStyle w:val="TableParagraph"/>
+              <w:spacing w:before="5"/>
+              <w:ind w:left="96" w:right="5"/>
+              <w:jc w:val="center"/>
+              <w:rPr>
+                <w:b/>
+                <w:sz w:val="18"/>
+              </w:rPr>
+            </w:pPr>
+            <w:r>
+              <w:rPr>
+                <w:b/>
+                <w:spacing w:val="-10"/>
+                <w:w w:val="90"/>
+                <w:sz w:val="18"/>
+              </w:rPr>
+              <w:t>B</w:t>
+            </w:r>
+          </w:p>
+        </w:tc>
+        <w:tc>
+          <w:tcPr>
+            <w:tcW w:w="2268" w:type="dxa"/>
+          </w:tcPr>
+          <w:p>
+            <w:pPr>
+              <w:pStyle w:val="TableParagraph"/>
+              <w:spacing w:before="17" w:line="223" w:lineRule="auto"/>
+              <w:ind w:left="213" w:right="282"/>
+              <w:rPr>
+                <w:rFonts w:ascii="Times New Roman" w:hAnsi="Times New Roman" w:cs="Times New Roman"/>
+                <w:b/>
+                <w:sz w:val="20"/>
+                <w:szCs w:val="24"/>
+              </w:rPr>
+            </w:pPr>
+            <w:r>
+              <w:rPr>
+                <w:rFonts w:ascii="Times New Roman" w:hAnsi="Times New Roman" w:cs="Times New Roman"/>
+                <w:b/>
+                <w:spacing w:val="-4"/>
+                <w:w w:val="75"/>
+                <w:sz w:val="20"/>
+                <w:szCs w:val="24"/>
+              </w:rPr>
+              <w:t>Application</w:t>
+            </w:r>
+            <w:r>
+              <w:rPr>
+                <w:rFonts w:ascii="Times New Roman" w:hAnsi="Times New Roman" w:cs="Times New Roman"/>
+                <w:b/>
+                <w:spacing w:val="-13"/>
+                <w:w w:val="75"/>
+                <w:sz w:val="20"/>
+                <w:szCs w:val="24"/>
+              </w:rPr>
+              <w:t xml:space="preserve"> </w:t>
+            </w:r>
+            <w:r>
+              <w:rPr>
+                <w:rFonts w:ascii="Times New Roman" w:hAnsi="Times New Roman" w:cs="Times New Roman"/>
+                <w:b/>
+                <w:spacing w:val="-4"/>
+                <w:w w:val="75"/>
+                <w:sz w:val="20"/>
+                <w:szCs w:val="24"/>
+              </w:rPr>
+              <w:t>/</w:t>
+            </w:r>
+            <w:r>
+              <w:rPr>
+                <w:rFonts w:ascii="Times New Roman" w:hAnsi="Times New Roman" w:cs="Times New Roman"/>
+                <w:b/>
+                <w:spacing w:val="-11"/>
+                <w:w w:val="75"/>
+                <w:sz w:val="20"/>
+                <w:szCs w:val="24"/>
+              </w:rPr>
+              <w:t xml:space="preserve"> </w:t>
+            </w:r>
+            <w:r>
+              <w:rPr>
+                <w:rFonts w:ascii="Times New Roman" w:hAnsi="Times New Roman" w:cs="Times New Roman"/>
+                <w:b/>
+                <w:spacing w:val="-4"/>
+                <w:w w:val="75"/>
+                <w:sz w:val="20"/>
+                <w:szCs w:val="24"/>
+              </w:rPr>
+              <w:t>Problem</w:t>
+            </w:r>
+            <w:r>
+              <w:rPr>
+                <w:rFonts w:ascii="Times New Roman" w:hAnsi="Times New Roman" w:cs="Times New Roman"/>
+                <w:b/>
+                <w:spacing w:val="-4"/>
+                <w:w w:val="85"/>
+                <w:sz w:val="20"/>
+                <w:szCs w:val="24"/>
+              </w:rPr>
+              <w:t xml:space="preserve"> </w:t>
+            </w:r>
+            <w:r>
+              <w:rPr>
+                <w:rFonts w:ascii="Times New Roman" w:hAnsi="Times New Roman" w:cs="Times New Roman"/>
+                <w:b/>
+                <w:spacing w:val="-2"/>
+                <w:w w:val="85"/>
+                <w:sz w:val="20"/>
+                <w:szCs w:val="24"/>
+              </w:rPr>
+              <w:t>Solving</w:t>
+            </w:r>
+          </w:p>
+        </w:tc>
+        <w:tc>
+          <w:tcPr>
+            <w:tcW w:w="1985" w:type="dxa"/>
+          </w:tcPr>
+          <w:p>
+            <w:pPr>
+              <w:pStyle w:val="TableParagraph"/>
+              <w:spacing w:before="19" w:line="220" w:lineRule="auto"/>
+              <w:ind w:left="112" w:right="107"/>
+              <w:rPr>
+                <w:rFonts w:ascii="Times New Roman" w:hAnsi="Times New Roman" w:cs="Times New Roman"/>
+                <w:sz w:val="20"/>
+                <w:szCs w:val="24"/>
+              </w:rPr>
+            </w:pPr>
+            <w:r>
+              <w:rPr>
+                <w:rFonts w:ascii="Times New Roman" w:hAnsi="Times New Roman" w:cs="Times New Roman"/>
+                <w:spacing w:val="-2"/>
+                <w:w w:val="65"/>
+                <w:sz w:val="20"/>
+                <w:szCs w:val="24"/>
+              </w:rPr>
+              <w:t>Accurate</w:t>
+            </w:r>
+            <w:r>
+              <w:rPr>
+                <w:rFonts w:ascii="Times New Roman" w:hAnsi="Times New Roman" w:cs="Times New Roman"/>
+                <w:spacing w:val="-16"/>
+                <w:w w:val="65"/>
+                <w:sz w:val="20"/>
+                <w:szCs w:val="24"/>
+              </w:rPr>
+              <w:t xml:space="preserve"> </w:t>
+            </w:r>
+            <w:r>
+              <w:rPr>
+                <w:rFonts w:ascii="Times New Roman" w:hAnsi="Times New Roman" w:cs="Times New Roman"/>
+                <w:spacing w:val="-2"/>
+                <w:w w:val="65"/>
+                <w:sz w:val="20"/>
+                <w:szCs w:val="24"/>
+              </w:rPr>
+              <w:t>and</w:t>
+            </w:r>
+            <w:r>
+              <w:rPr>
+                <w:rFonts w:ascii="Times New Roman" w:hAnsi="Times New Roman" w:cs="Times New Roman"/>
+                <w:spacing w:val="-15"/>
+                <w:w w:val="65"/>
+                <w:sz w:val="20"/>
+                <w:szCs w:val="24"/>
+              </w:rPr>
+              <w:t xml:space="preserve"> </w:t>
+            </w:r>
+            <w:r>
+              <w:rPr>
+                <w:rFonts w:ascii="Times New Roman" w:hAnsi="Times New Roman" w:cs="Times New Roman"/>
+                <w:spacing w:val="-2"/>
+                <w:w w:val="65"/>
+                <w:sz w:val="20"/>
+                <w:szCs w:val="24"/>
+              </w:rPr>
+              <w:t>logical</w:t>
+            </w:r>
+            <w:r>
+              <w:rPr>
+                <w:rFonts w:ascii="Times New Roman" w:hAnsi="Times New Roman" w:cs="Times New Roman"/>
+                <w:spacing w:val="-7"/>
+                <w:w w:val="65"/>
+                <w:sz w:val="20"/>
+                <w:szCs w:val="24"/>
+              </w:rPr>
+              <w:t xml:space="preserve"> </w:t>
+            </w:r>
+            <w:r>
+              <w:rPr>
+                <w:rFonts w:ascii="Times New Roman" w:hAnsi="Times New Roman" w:cs="Times New Roman"/>
+                <w:spacing w:val="-2"/>
+                <w:w w:val="65"/>
+                <w:sz w:val="20"/>
+                <w:szCs w:val="24"/>
+              </w:rPr>
+              <w:t>application</w:t>
+            </w:r>
+            <w:r>
+              <w:rPr>
+                <w:rFonts w:ascii="Times New Roman" w:hAnsi="Times New Roman" w:cs="Times New Roman"/>
+                <w:spacing w:val="-2"/>
+                <w:w w:val="95"/>
+                <w:sz w:val="20"/>
+                <w:szCs w:val="24"/>
+              </w:rPr>
+              <w:t xml:space="preserve"> –</w:t>
+            </w:r>
+            <w:r>
+              <w:rPr>
+                <w:rFonts w:ascii="Times New Roman" w:hAnsi="Times New Roman" w:cs="Times New Roman"/>
+                <w:spacing w:val="-17"/>
+                <w:w w:val="95"/>
+                <w:sz w:val="20"/>
+                <w:szCs w:val="24"/>
+              </w:rPr>
+              <w:t xml:space="preserve"> </w:t>
+            </w:r>
+            <w:r>
+              <w:rPr>
+                <w:rFonts w:ascii="Times New Roman" w:hAnsi="Times New Roman" w:cs="Times New Roman"/>
+                <w:spacing w:val="-2"/>
+                <w:w w:val="85"/>
+                <w:sz w:val="20"/>
+                <w:szCs w:val="24"/>
+              </w:rPr>
+              <w:t>(Editable</w:t>
+            </w:r>
+            <w:r>
+              <w:rPr>
+                <w:rFonts w:ascii="Times New Roman" w:hAnsi="Times New Roman" w:cs="Times New Roman"/>
+                <w:spacing w:val="-12"/>
+                <w:w w:val="85"/>
+                <w:sz w:val="20"/>
+                <w:szCs w:val="24"/>
+              </w:rPr>
+              <w:t xml:space="preserve"> </w:t>
+            </w:r>
+            <w:r>
+              <w:rPr>
+                <w:rFonts w:ascii="Times New Roman" w:hAnsi="Times New Roman" w:cs="Times New Roman"/>
+                <w:spacing w:val="-2"/>
+                <w:w w:val="85"/>
+                <w:sz w:val="20"/>
+                <w:szCs w:val="24"/>
+              </w:rPr>
+              <w:t>as</w:t>
+            </w:r>
+            <w:r>
+              <w:rPr>
+                <w:rFonts w:ascii="Times New Roman" w:hAnsi="Times New Roman" w:cs="Times New Roman"/>
+                <w:spacing w:val="-13"/>
+                <w:w w:val="85"/>
+                <w:sz w:val="20"/>
+                <w:szCs w:val="24"/>
+              </w:rPr>
+              <w:t xml:space="preserve"> </w:t>
+            </w:r>
+            <w:r>
+              <w:rPr>
+                <w:rFonts w:ascii="Times New Roman" w:hAnsi="Times New Roman" w:cs="Times New Roman"/>
+                <w:spacing w:val="-2"/>
+                <w:w w:val="85"/>
+                <w:sz w:val="20"/>
+                <w:szCs w:val="24"/>
+              </w:rPr>
+              <w:t>per subject)</w:t>
+            </w:r>
+          </w:p>
+        </w:tc>
+        <w:tc>
+          <w:tcPr>
+            <w:tcW w:w="1832" w:type="dxa"/>
+          </w:tcPr>
+          <w:p>
+            <w:pPr>
+              <w:pStyle w:val="TableParagraph"/>
+              <w:spacing w:before="19" w:line="220" w:lineRule="auto"/>
+              <w:ind w:left="112" w:right="292"/>
+              <w:rPr>
+                <w:rFonts w:ascii="Times New Roman" w:hAnsi="Times New Roman" w:cs="Times New Roman"/>
+                <w:sz w:val="20"/>
+                <w:szCs w:val="24"/>
+              </w:rPr>
+            </w:pPr>
+            <w:r>
+              <w:rPr>
+                <w:rFonts w:ascii="Times New Roman" w:hAnsi="Times New Roman" w:cs="Times New Roman"/>
+                <w:spacing w:val="-2"/>
+                <w:w w:val="85"/>
+                <w:sz w:val="20"/>
+                <w:szCs w:val="24"/>
+              </w:rPr>
+              <w:t>Minor</w:t>
+            </w:r>
+            <w:r>
+              <w:rPr>
+                <w:rFonts w:ascii="Times New Roman" w:hAnsi="Times New Roman" w:cs="Times New Roman"/>
+                <w:spacing w:val="-26"/>
+                <w:w w:val="85"/>
+                <w:sz w:val="20"/>
+                <w:szCs w:val="24"/>
+              </w:rPr>
+              <w:t xml:space="preserve"> </w:t>
+            </w:r>
+            <w:r>
+              <w:rPr>
+                <w:rFonts w:ascii="Times New Roman" w:hAnsi="Times New Roman" w:cs="Times New Roman"/>
+                <w:spacing w:val="-2"/>
+                <w:w w:val="85"/>
+                <w:sz w:val="20"/>
+                <w:szCs w:val="24"/>
+              </w:rPr>
+              <w:t>errors</w:t>
+            </w:r>
+            <w:r>
+              <w:rPr>
+                <w:rFonts w:ascii="Times New Roman" w:hAnsi="Times New Roman" w:cs="Times New Roman"/>
+                <w:spacing w:val="-24"/>
+                <w:w w:val="85"/>
+                <w:sz w:val="20"/>
+                <w:szCs w:val="24"/>
+              </w:rPr>
+              <w:t xml:space="preserve"> </w:t>
+            </w:r>
+            <w:r>
+              <w:rPr>
+                <w:rFonts w:ascii="Times New Roman" w:hAnsi="Times New Roman" w:cs="Times New Roman"/>
+                <w:spacing w:val="-2"/>
+                <w:w w:val="85"/>
+                <w:sz w:val="20"/>
+                <w:szCs w:val="24"/>
+              </w:rPr>
+              <w:t xml:space="preserve">in </w:t>
+            </w:r>
+            <w:r>
+              <w:rPr>
+                <w:rFonts w:ascii="Times New Roman" w:hAnsi="Times New Roman" w:cs="Times New Roman"/>
+                <w:spacing w:val="-4"/>
+                <w:w w:val="85"/>
+                <w:sz w:val="20"/>
+                <w:szCs w:val="24"/>
+              </w:rPr>
+              <w:t>application</w:t>
+            </w:r>
+            <w:r>
+              <w:rPr>
+                <w:rFonts w:ascii="Times New Roman" w:hAnsi="Times New Roman" w:cs="Times New Roman"/>
+                <w:spacing w:val="-19"/>
+                <w:w w:val="85"/>
+                <w:sz w:val="20"/>
+                <w:szCs w:val="24"/>
+              </w:rPr>
+              <w:t xml:space="preserve"> </w:t>
+            </w:r>
+            <w:r>
+              <w:rPr>
+                <w:rFonts w:ascii="Times New Roman" w:hAnsi="Times New Roman" w:cs="Times New Roman"/>
+                <w:spacing w:val="-4"/>
+                <w:w w:val="95"/>
+                <w:sz w:val="20"/>
+                <w:szCs w:val="24"/>
+              </w:rPr>
+              <w:t xml:space="preserve">– </w:t>
+            </w:r>
+            <w:r>
+              <w:rPr>
+                <w:rFonts w:ascii="Times New Roman" w:hAnsi="Times New Roman" w:cs="Times New Roman"/>
+                <w:spacing w:val="-2"/>
+                <w:w w:val="65"/>
+                <w:sz w:val="20"/>
+                <w:szCs w:val="24"/>
+              </w:rPr>
+              <w:t>(Editable</w:t>
+            </w:r>
+            <w:r>
+              <w:rPr>
+                <w:rFonts w:ascii="Times New Roman" w:hAnsi="Times New Roman" w:cs="Times New Roman"/>
+                <w:spacing w:val="-4"/>
+                <w:w w:val="65"/>
+                <w:sz w:val="20"/>
+                <w:szCs w:val="24"/>
+              </w:rPr>
+              <w:t xml:space="preserve"> </w:t>
+            </w:r>
+            <w:r>
+              <w:rPr>
+                <w:rFonts w:ascii="Times New Roman" w:hAnsi="Times New Roman" w:cs="Times New Roman"/>
+                <w:spacing w:val="-2"/>
+                <w:w w:val="65"/>
+                <w:sz w:val="20"/>
+                <w:szCs w:val="24"/>
+              </w:rPr>
+              <w:t>as</w:t>
+            </w:r>
+            <w:r>
+              <w:rPr>
+                <w:rFonts w:ascii="Times New Roman" w:hAnsi="Times New Roman" w:cs="Times New Roman"/>
+                <w:spacing w:val="-21"/>
+                <w:sz w:val="20"/>
+                <w:szCs w:val="24"/>
+              </w:rPr>
+              <w:t xml:space="preserve"> </w:t>
+            </w:r>
+            <w:r>
+              <w:rPr>
+                <w:rFonts w:ascii="Times New Roman" w:hAnsi="Times New Roman" w:cs="Times New Roman"/>
+                <w:spacing w:val="-2"/>
+                <w:w w:val="65"/>
+                <w:sz w:val="20"/>
+                <w:szCs w:val="24"/>
+              </w:rPr>
+              <w:t>per</w:t>
+            </w:r>
+            <w:r>
+              <w:rPr>
+                <w:rFonts w:ascii="Times New Roman" w:hAnsi="Times New Roman" w:cs="Times New Roman"/>
+                <w:spacing w:val="-2"/>
+                <w:w w:val="85"/>
+                <w:sz w:val="20"/>
+                <w:szCs w:val="24"/>
+              </w:rPr>
+              <w:t xml:space="preserve"> subject)</w:t>
+            </w:r>
+          </w:p>
+        </w:tc>
+        <w:tc>
+          <w:tcPr>
+            <w:tcW w:w="1994" w:type="dxa"/>
+          </w:tcPr>
+          <w:p>
+            <w:pPr>
+              <w:pStyle w:val="TableParagraph"/>
+              <w:spacing w:before="5" w:line="202" w:lineRule="exact"/>
+              <w:ind w:left="112"/>
+              <w:rPr>
+                <w:rFonts w:ascii="Times New Roman" w:hAnsi="Times New Roman" w:cs="Times New Roman"/>
+                <w:sz w:val="20"/>
+                <w:szCs w:val="24"/>
+              </w:rPr>
+            </w:pPr>
+            <w:r>
+              <w:rPr>
+                <w:rFonts w:ascii="Times New Roman" w:hAnsi="Times New Roman" w:cs="Times New Roman"/>
+                <w:w w:val="60"/>
+                <w:sz w:val="20"/>
+                <w:szCs w:val="24"/>
+              </w:rPr>
+              <w:t>Limited</w:t>
+            </w:r>
+            <w:r>
+              <w:rPr>
+                <w:rFonts w:ascii="Times New Roman" w:hAnsi="Times New Roman" w:cs="Times New Roman"/>
+                <w:spacing w:val="-2"/>
+                <w:w w:val="60"/>
+                <w:sz w:val="20"/>
+                <w:szCs w:val="24"/>
+              </w:rPr>
+              <w:t xml:space="preserve"> </w:t>
+            </w:r>
+            <w:r>
+              <w:rPr>
+                <w:rFonts w:ascii="Times New Roman" w:hAnsi="Times New Roman" w:cs="Times New Roman"/>
+                <w:w w:val="60"/>
+                <w:sz w:val="20"/>
+                <w:szCs w:val="24"/>
+              </w:rPr>
+              <w:t>application</w:t>
+            </w:r>
+            <w:r>
+              <w:rPr>
+                <w:rFonts w:ascii="Times New Roman" w:hAnsi="Times New Roman" w:cs="Times New Roman"/>
+                <w:spacing w:val="-9"/>
+                <w:sz w:val="20"/>
+                <w:szCs w:val="24"/>
+              </w:rPr>
+              <w:t xml:space="preserve"> </w:t>
+            </w:r>
+            <w:r>
+              <w:rPr>
+                <w:rFonts w:ascii="Times New Roman" w:hAnsi="Times New Roman" w:cs="Times New Roman"/>
+                <w:spacing w:val="-2"/>
+                <w:w w:val="60"/>
+                <w:sz w:val="20"/>
+                <w:szCs w:val="24"/>
+              </w:rPr>
+              <w:t>ability</w:t>
+            </w:r>
+          </w:p>
+          <w:p>
+            <w:pPr>
+              <w:pStyle w:val="TableParagraph"/>
+              <w:spacing w:before="7" w:line="220" w:lineRule="auto"/>
+              <w:ind w:left="112" w:right="372"/>
+              <w:rPr>
+                <w:rFonts w:ascii="Times New Roman" w:hAnsi="Times New Roman" w:cs="Times New Roman"/>
+                <w:sz w:val="20"/>
+                <w:szCs w:val="24"/>
+              </w:rPr>
+            </w:pPr>
+            <w:r>
+              <w:rPr>
+                <w:rFonts w:ascii="Times New Roman" w:hAnsi="Times New Roman" w:cs="Times New Roman"/>
+                <w:spacing w:val="-2"/>
+                <w:w w:val="70"/>
+                <w:sz w:val="20"/>
+                <w:szCs w:val="24"/>
+              </w:rPr>
+              <w:t>–</w:t>
+            </w:r>
+            <w:r>
+              <w:rPr>
+                <w:rFonts w:ascii="Times New Roman" w:hAnsi="Times New Roman" w:cs="Times New Roman"/>
+                <w:spacing w:val="-4"/>
+                <w:w w:val="70"/>
+                <w:sz w:val="20"/>
+                <w:szCs w:val="24"/>
+              </w:rPr>
+              <w:t xml:space="preserve"> </w:t>
+            </w:r>
+            <w:r>
+              <w:rPr>
+                <w:rFonts w:ascii="Times New Roman" w:hAnsi="Times New Roman" w:cs="Times New Roman"/>
+                <w:spacing w:val="-2"/>
+                <w:w w:val="70"/>
+                <w:sz w:val="20"/>
+                <w:szCs w:val="24"/>
+              </w:rPr>
+              <w:t>(Editable</w:t>
+            </w:r>
+            <w:r>
+              <w:rPr>
+                <w:rFonts w:ascii="Times New Roman" w:hAnsi="Times New Roman" w:cs="Times New Roman"/>
+                <w:spacing w:val="-4"/>
+                <w:w w:val="70"/>
+                <w:sz w:val="20"/>
+                <w:szCs w:val="24"/>
+              </w:rPr>
+              <w:t xml:space="preserve"> </w:t>
+            </w:r>
+            <w:r>
+              <w:rPr>
+                <w:rFonts w:ascii="Times New Roman" w:hAnsi="Times New Roman" w:cs="Times New Roman"/>
+                <w:spacing w:val="-2"/>
+                <w:w w:val="70"/>
+                <w:sz w:val="20"/>
+                <w:szCs w:val="24"/>
+              </w:rPr>
+              <w:t>as</w:t>
+            </w:r>
+            <w:r>
+              <w:rPr>
+                <w:rFonts w:ascii="Times New Roman" w:hAnsi="Times New Roman" w:cs="Times New Roman"/>
+                <w:w w:val="75"/>
+                <w:sz w:val="20"/>
+                <w:szCs w:val="24"/>
+              </w:rPr>
+              <w:t xml:space="preserve"> per</w:t>
+            </w:r>
+            <w:r>
+              <w:rPr>
+                <w:rFonts w:ascii="Times New Roman" w:hAnsi="Times New Roman" w:cs="Times New Roman"/>
+                <w:spacing w:val="-9"/>
+                <w:w w:val="75"/>
+                <w:sz w:val="20"/>
+                <w:szCs w:val="24"/>
+              </w:rPr>
+              <w:t xml:space="preserve"> </w:t>
+            </w:r>
+            <w:r>
+              <w:rPr>
+                <w:rFonts w:ascii="Times New Roman" w:hAnsi="Times New Roman" w:cs="Times New Roman"/>
+                <w:w w:val="75"/>
+                <w:sz w:val="20"/>
+                <w:szCs w:val="24"/>
+              </w:rPr>
+              <w:t>subject)</w:t>
+            </w:r>
+          </w:p>
+        </w:tc>
+        <w:tc>
+          <w:tcPr>
+            <w:tcW w:w="2127" w:type="dxa"/>
+          </w:tcPr>
+          <w:p>
+            <w:pPr>
+              <w:pStyle w:val="TableParagraph"/>
+              <w:spacing w:before="140" w:line="223" w:lineRule="auto"/>
+              <w:ind w:left="112" w:right="77"/>
+              <w:rPr>
+                <w:rFonts w:ascii="Times New Roman" w:hAnsi="Times New Roman" w:cs="Times New Roman"/>
+                <w:sz w:val="20"/>
+                <w:szCs w:val="24"/>
+              </w:rPr>
+            </w:pPr>
+            <w:r>
+              <w:rPr>
+                <w:rFonts w:ascii="Times New Roman" w:hAnsi="Times New Roman" w:cs="Times New Roman"/>
+                <w:w w:val="65"/>
+                <w:sz w:val="20"/>
+                <w:szCs w:val="24"/>
+              </w:rPr>
+              <w:t>Incorrect</w:t>
+            </w:r>
+            <w:r>
+              <w:rPr>
+                <w:rFonts w:ascii="Times New Roman" w:hAnsi="Times New Roman" w:cs="Times New Roman"/>
+                <w:spacing w:val="-3"/>
+                <w:w w:val="65"/>
+                <w:sz w:val="20"/>
+                <w:szCs w:val="24"/>
+              </w:rPr>
+              <w:t xml:space="preserve"> </w:t>
+            </w:r>
+            <w:r>
+              <w:rPr>
+                <w:rFonts w:ascii="Times New Roman" w:hAnsi="Times New Roman" w:cs="Times New Roman"/>
+                <w:w w:val="65"/>
+                <w:sz w:val="20"/>
+                <w:szCs w:val="24"/>
+              </w:rPr>
+              <w:t>approach</w:t>
+            </w:r>
+            <w:r>
+              <w:rPr>
+                <w:rFonts w:ascii="Times New Roman" w:hAnsi="Times New Roman" w:cs="Times New Roman"/>
+                <w:spacing w:val="-8"/>
+                <w:w w:val="65"/>
+                <w:sz w:val="20"/>
+                <w:szCs w:val="24"/>
+              </w:rPr>
+              <w:t xml:space="preserve"> </w:t>
+            </w:r>
+            <w:r>
+              <w:rPr>
+                <w:rFonts w:ascii="Times New Roman" w:hAnsi="Times New Roman" w:cs="Times New Roman"/>
+                <w:w w:val="65"/>
+                <w:sz w:val="20"/>
+                <w:szCs w:val="24"/>
+              </w:rPr>
+              <w:t>–</w:t>
+            </w:r>
+            <w:r>
+              <w:rPr>
+                <w:rFonts w:ascii="Times New Roman" w:hAnsi="Times New Roman" w:cs="Times New Roman"/>
+                <w:spacing w:val="-1"/>
+                <w:w w:val="65"/>
+                <w:sz w:val="20"/>
+                <w:szCs w:val="24"/>
+              </w:rPr>
+              <w:t xml:space="preserve"> </w:t>
+            </w:r>
+            <w:r>
+              <w:rPr>
+                <w:rFonts w:ascii="Times New Roman" w:hAnsi="Times New Roman" w:cs="Times New Roman"/>
+                <w:w w:val="65"/>
+                <w:sz w:val="20"/>
+                <w:szCs w:val="24"/>
+              </w:rPr>
+              <w:t>(Editable</w:t>
+            </w:r>
+            <w:r>
+              <w:rPr>
+                <w:rFonts w:ascii="Times New Roman" w:hAnsi="Times New Roman" w:cs="Times New Roman"/>
+                <w:spacing w:val="-3"/>
+                <w:w w:val="65"/>
+                <w:sz w:val="20"/>
+                <w:szCs w:val="24"/>
+              </w:rPr>
+              <w:t xml:space="preserve"> </w:t>
+            </w:r>
+            <w:r>
+              <w:rPr>
+                <w:rFonts w:ascii="Times New Roman" w:hAnsi="Times New Roman" w:cs="Times New Roman"/>
+                <w:w w:val="65"/>
+                <w:sz w:val="20"/>
+                <w:szCs w:val="24"/>
+              </w:rPr>
+              <w:t>as</w:t>
+            </w:r>
+            <w:r>
+              <w:rPr>
+                <w:rFonts w:ascii="Times New Roman" w:hAnsi="Times New Roman" w:cs="Times New Roman"/>
+                <w:w w:val="85"/>
+                <w:sz w:val="20"/>
+                <w:szCs w:val="24"/>
+              </w:rPr>
+              <w:t xml:space="preserve"> </w:t>
+            </w:r>
+            <w:r>
+              <w:rPr>
+                <w:rFonts w:ascii="Times New Roman" w:hAnsi="Times New Roman" w:cs="Times New Roman"/>
+                <w:spacing w:val="-2"/>
+                <w:w w:val="85"/>
+                <w:sz w:val="20"/>
+                <w:szCs w:val="24"/>
+              </w:rPr>
+              <w:t>per</w:t>
+            </w:r>
+            <w:r>
+              <w:rPr>
+                <w:rFonts w:ascii="Times New Roman" w:hAnsi="Times New Roman" w:cs="Times New Roman"/>
+                <w:spacing w:val="-14"/>
+                <w:w w:val="85"/>
+                <w:sz w:val="20"/>
+                <w:szCs w:val="24"/>
+              </w:rPr>
+              <w:t xml:space="preserve"> </w:t>
+            </w:r>
+            <w:r>
+              <w:rPr>
+                <w:rFonts w:ascii="Times New Roman" w:hAnsi="Times New Roman" w:cs="Times New Roman"/>
+                <w:spacing w:val="-2"/>
+                <w:w w:val="85"/>
+                <w:sz w:val="20"/>
+                <w:szCs w:val="24"/>
+              </w:rPr>
+              <w:t>subject)</w:t>
+            </w:r>
+          </w:p>
+        </w:tc>
+      </w:tr>
+      <w:tr>
+        <w:trPr>
+          <w:trHeight w:val="381"/>
+        </w:trPr>
+        <w:tc>
+          <w:tcPr>
+            <w:tcW w:w="451" w:type="dxa"/>
+          </w:tcPr>
+          <w:p>
+            <w:pPr>
+              <w:pStyle w:val="TableParagraph"/>
+              <w:spacing w:before="130"/>
+              <w:ind w:left="83"/>
+              <w:jc w:val="center"/>
+              <w:rPr>
+                <w:b/>
+                <w:sz w:val="18"/>
+              </w:rPr>
+            </w:pPr>
+            <w:r>
+              <w:rPr>
+                <w:b/>
+                <w:spacing w:val="-10"/>
+                <w:w w:val="80"/>
+                <w:sz w:val="18"/>
+              </w:rPr>
+              <w:t>C</w:t>
+            </w:r>
+          </w:p>
+        </w:tc>
+        <w:tc>
+          <w:tcPr>
+            <w:tcW w:w="2268" w:type="dxa"/>
+          </w:tcPr>
+          <w:p>
+            <w:pPr>
+              <w:pStyle w:val="TableParagraph"/>
+              <w:spacing w:before="130"/>
+              <w:ind w:left="213"/>
+              <w:rPr>
+                <w:rFonts w:ascii="Times New Roman" w:hAnsi="Times New Roman" w:cs="Times New Roman"/>
+                <w:b/>
+                <w:sz w:val="20"/>
+                <w:szCs w:val="24"/>
+              </w:rPr>
+            </w:pPr>
+            <w:r>
+              <w:rPr>
+                <w:rFonts w:ascii="Times New Roman" w:hAnsi="Times New Roman" w:cs="Times New Roman"/>
+                <w:b/>
+                <w:spacing w:val="-4"/>
+                <w:w w:val="75"/>
+                <w:sz w:val="20"/>
+                <w:szCs w:val="24"/>
+              </w:rPr>
+              <w:t>Presentation</w:t>
+            </w:r>
+            <w:r>
+              <w:rPr>
+                <w:rFonts w:ascii="Times New Roman" w:hAnsi="Times New Roman" w:cs="Times New Roman"/>
+                <w:b/>
+                <w:spacing w:val="-13"/>
+                <w:sz w:val="20"/>
+                <w:szCs w:val="24"/>
+              </w:rPr>
+              <w:t xml:space="preserve"> </w:t>
+            </w:r>
+            <w:r>
+              <w:rPr>
+                <w:rFonts w:ascii="Times New Roman" w:hAnsi="Times New Roman" w:cs="Times New Roman"/>
+                <w:b/>
+                <w:spacing w:val="-4"/>
+                <w:w w:val="75"/>
+                <w:sz w:val="20"/>
+                <w:szCs w:val="24"/>
+              </w:rPr>
+              <w:t>&amp;</w:t>
+            </w:r>
+            <w:r>
+              <w:rPr>
+                <w:rFonts w:ascii="Times New Roman" w:hAnsi="Times New Roman" w:cs="Times New Roman"/>
+                <w:b/>
+                <w:spacing w:val="-5"/>
+                <w:w w:val="75"/>
+                <w:sz w:val="20"/>
+                <w:szCs w:val="24"/>
+              </w:rPr>
+              <w:t xml:space="preserve"> </w:t>
+            </w:r>
+            <w:r>
+              <w:rPr>
+                <w:rFonts w:ascii="Times New Roman" w:hAnsi="Times New Roman" w:cs="Times New Roman"/>
+                <w:b/>
+                <w:spacing w:val="-4"/>
+                <w:w w:val="75"/>
+                <w:sz w:val="20"/>
+                <w:szCs w:val="24"/>
+              </w:rPr>
+              <w:t>Clarity</w:t>
+            </w:r>
+          </w:p>
+        </w:tc>
+        <w:tc>
+          <w:tcPr>
+            <w:tcW w:w="1985" w:type="dxa"/>
+          </w:tcPr>
+          <w:p>
+            <w:pPr>
+              <w:pStyle w:val="TableParagraph"/>
+              <w:spacing w:before="21" w:line="220" w:lineRule="auto"/>
+              <w:ind w:left="112" w:right="49"/>
+              <w:rPr>
+                <w:rFonts w:ascii="Times New Roman" w:hAnsi="Times New Roman" w:cs="Times New Roman"/>
+                <w:sz w:val="20"/>
+                <w:szCs w:val="24"/>
+              </w:rPr>
+            </w:pPr>
+            <w:r>
+              <w:rPr>
+                <w:rFonts w:ascii="Times New Roman" w:hAnsi="Times New Roman" w:cs="Times New Roman"/>
+                <w:spacing w:val="-2"/>
+                <w:w w:val="65"/>
+                <w:sz w:val="20"/>
+                <w:szCs w:val="24"/>
+              </w:rPr>
+              <w:t>Well-structured,</w:t>
+            </w:r>
+            <w:r>
+              <w:rPr>
+                <w:rFonts w:ascii="Times New Roman" w:hAnsi="Times New Roman" w:cs="Times New Roman"/>
+                <w:spacing w:val="-7"/>
+                <w:w w:val="65"/>
+                <w:sz w:val="20"/>
+                <w:szCs w:val="24"/>
+              </w:rPr>
+              <w:t xml:space="preserve"> </w:t>
+            </w:r>
+            <w:r>
+              <w:rPr>
+                <w:rFonts w:ascii="Times New Roman" w:hAnsi="Times New Roman" w:cs="Times New Roman"/>
+                <w:spacing w:val="-2"/>
+                <w:w w:val="65"/>
+                <w:sz w:val="20"/>
+                <w:szCs w:val="24"/>
+              </w:rPr>
+              <w:t>clear</w:t>
+            </w:r>
+            <w:r>
+              <w:rPr>
+                <w:rFonts w:ascii="Times New Roman" w:hAnsi="Times New Roman" w:cs="Times New Roman"/>
+                <w:spacing w:val="-3"/>
+                <w:w w:val="65"/>
+                <w:sz w:val="20"/>
+                <w:szCs w:val="24"/>
+              </w:rPr>
+              <w:t xml:space="preserve"> </w:t>
+            </w:r>
+            <w:r>
+              <w:rPr>
+                <w:rFonts w:ascii="Times New Roman" w:hAnsi="Times New Roman" w:cs="Times New Roman"/>
+                <w:spacing w:val="-2"/>
+                <w:w w:val="65"/>
+                <w:sz w:val="20"/>
+                <w:szCs w:val="24"/>
+              </w:rPr>
+              <w:t>steps</w:t>
+            </w:r>
+            <w:r>
+              <w:rPr>
+                <w:rFonts w:ascii="Times New Roman" w:hAnsi="Times New Roman" w:cs="Times New Roman"/>
+                <w:spacing w:val="-18"/>
+                <w:sz w:val="20"/>
+                <w:szCs w:val="24"/>
+              </w:rPr>
+              <w:t xml:space="preserve"> </w:t>
+            </w:r>
+            <w:r>
+              <w:rPr>
+                <w:rFonts w:ascii="Times New Roman" w:hAnsi="Times New Roman" w:cs="Times New Roman"/>
+                <w:spacing w:val="-2"/>
+                <w:w w:val="65"/>
+                <w:sz w:val="20"/>
+                <w:szCs w:val="24"/>
+              </w:rPr>
+              <w:t>–</w:t>
+            </w:r>
+            <w:r>
+              <w:rPr>
+                <w:rFonts w:ascii="Times New Roman" w:hAnsi="Times New Roman" w:cs="Times New Roman"/>
+                <w:sz w:val="20"/>
+                <w:szCs w:val="24"/>
+              </w:rPr>
+              <w:t xml:space="preserve"> </w:t>
+            </w:r>
+            <w:r>
+              <w:rPr>
+                <w:rFonts w:ascii="Times New Roman" w:hAnsi="Times New Roman" w:cs="Times New Roman"/>
+                <w:spacing w:val="-2"/>
+                <w:w w:val="65"/>
+                <w:sz w:val="20"/>
+                <w:szCs w:val="24"/>
+              </w:rPr>
+              <w:t>(Editable</w:t>
+            </w:r>
+            <w:r>
+              <w:rPr>
+                <w:rFonts w:ascii="Times New Roman" w:hAnsi="Times New Roman" w:cs="Times New Roman"/>
+                <w:spacing w:val="-15"/>
+                <w:sz w:val="20"/>
+                <w:szCs w:val="24"/>
+              </w:rPr>
+              <w:t xml:space="preserve"> </w:t>
+            </w:r>
+            <w:r>
+              <w:rPr>
+                <w:rFonts w:ascii="Times New Roman" w:hAnsi="Times New Roman" w:cs="Times New Roman"/>
+                <w:spacing w:val="-2"/>
+                <w:w w:val="65"/>
+                <w:sz w:val="20"/>
+                <w:szCs w:val="24"/>
+              </w:rPr>
+              <w:t>as</w:t>
+            </w:r>
+            <w:r>
+              <w:rPr>
+                <w:rFonts w:ascii="Times New Roman" w:hAnsi="Times New Roman" w:cs="Times New Roman"/>
+                <w:spacing w:val="-13"/>
+                <w:sz w:val="20"/>
+                <w:szCs w:val="24"/>
+              </w:rPr>
+              <w:t xml:space="preserve"> </w:t>
+            </w:r>
+            <w:r>
+              <w:rPr>
+                <w:rFonts w:ascii="Times New Roman" w:hAnsi="Times New Roman" w:cs="Times New Roman"/>
+                <w:spacing w:val="-2"/>
+                <w:w w:val="65"/>
+                <w:sz w:val="20"/>
+                <w:szCs w:val="24"/>
+              </w:rPr>
+              <w:t>per</w:t>
+            </w:r>
+            <w:r>
+              <w:rPr>
+                <w:rFonts w:ascii="Times New Roman" w:hAnsi="Times New Roman" w:cs="Times New Roman"/>
+                <w:spacing w:val="-14"/>
+                <w:sz w:val="20"/>
+                <w:szCs w:val="24"/>
+              </w:rPr>
+              <w:t xml:space="preserve"> </w:t>
+            </w:r>
+            <w:r>
+              <w:rPr>
+                <w:rFonts w:ascii="Times New Roman" w:hAnsi="Times New Roman" w:cs="Times New Roman"/>
+                <w:spacing w:val="-2"/>
+                <w:w w:val="65"/>
+                <w:sz w:val="20"/>
+                <w:szCs w:val="24"/>
+              </w:rPr>
+              <w:t>subject)</w:t>
+            </w:r>
+          </w:p>
+        </w:tc>
+        <w:tc>
+          <w:tcPr>
+            <w:tcW w:w="1832" w:type="dxa"/>
+          </w:tcPr>
+          <w:p>
+            <w:pPr>
+              <w:pStyle w:val="TableParagraph"/>
+              <w:spacing w:before="144" w:line="220" w:lineRule="auto"/>
+              <w:ind w:left="112"/>
+              <w:rPr>
+                <w:rFonts w:ascii="Times New Roman" w:hAnsi="Times New Roman" w:cs="Times New Roman"/>
+                <w:sz w:val="20"/>
+                <w:szCs w:val="24"/>
+              </w:rPr>
+            </w:pPr>
+            <w:r>
+              <w:rPr>
+                <w:rFonts w:ascii="Times New Roman" w:hAnsi="Times New Roman" w:cs="Times New Roman"/>
+                <w:w w:val="65"/>
+                <w:sz w:val="20"/>
+                <w:szCs w:val="24"/>
+              </w:rPr>
+              <w:t>Mostly</w:t>
+            </w:r>
+            <w:r>
+              <w:rPr>
+                <w:rFonts w:ascii="Times New Roman" w:hAnsi="Times New Roman" w:cs="Times New Roman"/>
+                <w:spacing w:val="-4"/>
+                <w:w w:val="65"/>
+                <w:sz w:val="20"/>
+                <w:szCs w:val="24"/>
+              </w:rPr>
+              <w:t xml:space="preserve"> </w:t>
+            </w:r>
+            <w:r>
+              <w:rPr>
+                <w:rFonts w:ascii="Times New Roman" w:hAnsi="Times New Roman" w:cs="Times New Roman"/>
+                <w:w w:val="65"/>
+                <w:sz w:val="20"/>
+                <w:szCs w:val="24"/>
+              </w:rPr>
+              <w:t>clear</w:t>
+            </w:r>
+            <w:r>
+              <w:rPr>
+                <w:rFonts w:ascii="Times New Roman" w:hAnsi="Times New Roman" w:cs="Times New Roman"/>
+                <w:spacing w:val="-7"/>
+                <w:w w:val="65"/>
+                <w:sz w:val="20"/>
+                <w:szCs w:val="24"/>
+              </w:rPr>
+              <w:t xml:space="preserve"> </w:t>
+            </w:r>
+            <w:r>
+              <w:rPr>
+                <w:rFonts w:ascii="Times New Roman" w:hAnsi="Times New Roman" w:cs="Times New Roman"/>
+                <w:w w:val="65"/>
+                <w:sz w:val="20"/>
+                <w:szCs w:val="24"/>
+              </w:rPr>
+              <w:t>– (Editable</w:t>
+            </w:r>
+            <w:r>
+              <w:rPr>
+                <w:rFonts w:ascii="Times New Roman" w:hAnsi="Times New Roman" w:cs="Times New Roman"/>
+                <w:spacing w:val="-2"/>
+                <w:w w:val="65"/>
+                <w:sz w:val="20"/>
+                <w:szCs w:val="24"/>
+              </w:rPr>
+              <w:t xml:space="preserve"> </w:t>
+            </w:r>
+            <w:r>
+              <w:rPr>
+                <w:rFonts w:ascii="Times New Roman" w:hAnsi="Times New Roman" w:cs="Times New Roman"/>
+                <w:w w:val="65"/>
+                <w:sz w:val="20"/>
+                <w:szCs w:val="24"/>
+              </w:rPr>
+              <w:t>as</w:t>
+            </w:r>
+            <w:r>
+              <w:rPr>
+                <w:rFonts w:ascii="Times New Roman" w:hAnsi="Times New Roman" w:cs="Times New Roman"/>
+                <w:w w:val="85"/>
+                <w:sz w:val="20"/>
+                <w:szCs w:val="24"/>
+              </w:rPr>
+              <w:t xml:space="preserve"> </w:t>
+            </w:r>
+            <w:r>
+              <w:rPr>
+                <w:rFonts w:ascii="Times New Roman" w:hAnsi="Times New Roman" w:cs="Times New Roman"/>
+                <w:spacing w:val="-2"/>
+                <w:w w:val="85"/>
+                <w:sz w:val="20"/>
+                <w:szCs w:val="24"/>
+              </w:rPr>
+              <w:t>per</w:t>
+            </w:r>
+            <w:r>
+              <w:rPr>
+                <w:rFonts w:ascii="Times New Roman" w:hAnsi="Times New Roman" w:cs="Times New Roman"/>
+                <w:spacing w:val="-14"/>
+                <w:w w:val="85"/>
+                <w:sz w:val="20"/>
+                <w:szCs w:val="24"/>
+              </w:rPr>
+              <w:t xml:space="preserve"> </w:t>
+            </w:r>
+            <w:r>
+              <w:rPr>
+                <w:rFonts w:ascii="Times New Roman" w:hAnsi="Times New Roman" w:cs="Times New Roman"/>
+                <w:spacing w:val="-2"/>
+                <w:w w:val="85"/>
+                <w:sz w:val="20"/>
+                <w:szCs w:val="24"/>
+              </w:rPr>
+              <w:t>subject)</w:t>
+            </w:r>
+          </w:p>
+        </w:tc>
+        <w:tc>
+          <w:tcPr>
+            <w:tcW w:w="1994" w:type="dxa"/>
+          </w:tcPr>
+          <w:p>
+            <w:pPr>
+              <w:pStyle w:val="TableParagraph"/>
+              <w:spacing w:before="144" w:line="220" w:lineRule="auto"/>
+              <w:ind w:left="112"/>
+              <w:rPr>
+                <w:rFonts w:ascii="Times New Roman" w:hAnsi="Times New Roman" w:cs="Times New Roman"/>
+                <w:sz w:val="20"/>
+                <w:szCs w:val="24"/>
+              </w:rPr>
+            </w:pPr>
+            <w:r>
+              <w:rPr>
+                <w:rFonts w:ascii="Times New Roman" w:hAnsi="Times New Roman" w:cs="Times New Roman"/>
+                <w:w w:val="65"/>
+                <w:sz w:val="20"/>
+                <w:szCs w:val="24"/>
+              </w:rPr>
+              <w:t>Some</w:t>
+            </w:r>
+            <w:r>
+              <w:rPr>
+                <w:rFonts w:ascii="Times New Roman" w:hAnsi="Times New Roman" w:cs="Times New Roman"/>
+                <w:spacing w:val="-13"/>
+                <w:w w:val="65"/>
+                <w:sz w:val="20"/>
+                <w:szCs w:val="24"/>
+              </w:rPr>
+              <w:t xml:space="preserve"> </w:t>
+            </w:r>
+            <w:r>
+              <w:rPr>
+                <w:rFonts w:ascii="Times New Roman" w:hAnsi="Times New Roman" w:cs="Times New Roman"/>
+                <w:w w:val="65"/>
+                <w:sz w:val="20"/>
+                <w:szCs w:val="24"/>
+              </w:rPr>
+              <w:t>lack</w:t>
+            </w:r>
+            <w:r>
+              <w:rPr>
+                <w:rFonts w:ascii="Times New Roman" w:hAnsi="Times New Roman" w:cs="Times New Roman"/>
+                <w:spacing w:val="-10"/>
+                <w:w w:val="65"/>
+                <w:sz w:val="20"/>
+                <w:szCs w:val="24"/>
+              </w:rPr>
+              <w:t xml:space="preserve"> </w:t>
+            </w:r>
+            <w:r>
+              <w:rPr>
+                <w:rFonts w:ascii="Times New Roman" w:hAnsi="Times New Roman" w:cs="Times New Roman"/>
+                <w:w w:val="65"/>
+                <w:sz w:val="20"/>
+                <w:szCs w:val="24"/>
+              </w:rPr>
+              <w:t>of</w:t>
+            </w:r>
+            <w:r>
+              <w:rPr>
+                <w:rFonts w:ascii="Times New Roman" w:hAnsi="Times New Roman" w:cs="Times New Roman"/>
+                <w:spacing w:val="-12"/>
+                <w:w w:val="65"/>
+                <w:sz w:val="20"/>
+                <w:szCs w:val="24"/>
+              </w:rPr>
+              <w:t xml:space="preserve"> </w:t>
+            </w:r>
+            <w:r>
+              <w:rPr>
+                <w:rFonts w:ascii="Times New Roman" w:hAnsi="Times New Roman" w:cs="Times New Roman"/>
+                <w:w w:val="65"/>
+                <w:sz w:val="20"/>
+                <w:szCs w:val="24"/>
+              </w:rPr>
+              <w:t>clarity</w:t>
+            </w:r>
+            <w:r>
+              <w:rPr>
+                <w:rFonts w:ascii="Times New Roman" w:hAnsi="Times New Roman" w:cs="Times New Roman"/>
+                <w:spacing w:val="-8"/>
+                <w:w w:val="65"/>
+                <w:sz w:val="20"/>
+                <w:szCs w:val="24"/>
+              </w:rPr>
+              <w:t xml:space="preserve"> </w:t>
+            </w:r>
+            <w:r>
+              <w:rPr>
+                <w:rFonts w:ascii="Times New Roman" w:hAnsi="Times New Roman" w:cs="Times New Roman"/>
+                <w:w w:val="65"/>
+                <w:sz w:val="20"/>
+                <w:szCs w:val="24"/>
+              </w:rPr>
+              <w:t>–</w:t>
+            </w:r>
+            <w:r>
+              <w:rPr>
+                <w:rFonts w:ascii="Times New Roman" w:hAnsi="Times New Roman" w:cs="Times New Roman"/>
+                <w:spacing w:val="-1"/>
+                <w:w w:val="65"/>
+                <w:sz w:val="20"/>
+                <w:szCs w:val="24"/>
+              </w:rPr>
+              <w:t xml:space="preserve"> </w:t>
+            </w:r>
+            <w:r>
+              <w:rPr>
+                <w:rFonts w:ascii="Times New Roman" w:hAnsi="Times New Roman" w:cs="Times New Roman"/>
+                <w:w w:val="65"/>
+                <w:sz w:val="20"/>
+                <w:szCs w:val="24"/>
+              </w:rPr>
+              <w:t>(Editable</w:t>
+            </w:r>
+            <w:r>
+              <w:rPr>
+                <w:rFonts w:ascii="Times New Roman" w:hAnsi="Times New Roman" w:cs="Times New Roman"/>
+                <w:spacing w:val="-3"/>
+                <w:w w:val="65"/>
+                <w:sz w:val="20"/>
+                <w:szCs w:val="24"/>
+              </w:rPr>
+              <w:t xml:space="preserve"> </w:t>
+            </w:r>
+            <w:r>
+              <w:rPr>
+                <w:rFonts w:ascii="Times New Roman" w:hAnsi="Times New Roman" w:cs="Times New Roman"/>
+                <w:w w:val="65"/>
+                <w:sz w:val="20"/>
+                <w:szCs w:val="24"/>
+              </w:rPr>
+              <w:t>as</w:t>
+            </w:r>
+            <w:r>
+              <w:rPr>
+                <w:rFonts w:ascii="Times New Roman" w:hAnsi="Times New Roman" w:cs="Times New Roman"/>
+                <w:w w:val="80"/>
+                <w:sz w:val="20"/>
+                <w:szCs w:val="24"/>
+              </w:rPr>
+              <w:t xml:space="preserve"> per</w:t>
+            </w:r>
+            <w:r>
+              <w:rPr>
+                <w:rFonts w:ascii="Times New Roman" w:hAnsi="Times New Roman" w:cs="Times New Roman"/>
+                <w:spacing w:val="-12"/>
+                <w:w w:val="80"/>
+                <w:sz w:val="20"/>
+                <w:szCs w:val="24"/>
+              </w:rPr>
+              <w:t xml:space="preserve"> </w:t>
+            </w:r>
+            <w:r>
+              <w:rPr>
+                <w:rFonts w:ascii="Times New Roman" w:hAnsi="Times New Roman" w:cs="Times New Roman"/>
+                <w:w w:val="80"/>
+                <w:sz w:val="20"/>
+                <w:szCs w:val="24"/>
+              </w:rPr>
+              <w:t>subject)</w:t>
+            </w:r>
+          </w:p>
+        </w:tc>
+        <w:tc>
+          <w:tcPr>
+            <w:tcW w:w="2127" w:type="dxa"/>
+          </w:tcPr>
+          <w:p>
+            <w:pPr>
+              <w:pStyle w:val="TableParagraph"/>
+              <w:spacing w:before="144" w:line="220" w:lineRule="auto"/>
+              <w:ind w:left="112"/>
+              <w:rPr>
+                <w:rFonts w:ascii="Times New Roman" w:hAnsi="Times New Roman" w:cs="Times New Roman"/>
+                <w:sz w:val="20"/>
+                <w:szCs w:val="24"/>
+              </w:rPr>
+            </w:pPr>
+            <w:r>
+              <w:rPr>
+                <w:rFonts w:ascii="Times New Roman" w:hAnsi="Times New Roman" w:cs="Times New Roman"/>
+                <w:w w:val="65"/>
+                <w:sz w:val="20"/>
+                <w:szCs w:val="24"/>
+              </w:rPr>
+              <w:t>Poor</w:t>
+            </w:r>
+            <w:r>
+              <w:rPr>
+                <w:rFonts w:ascii="Times New Roman" w:hAnsi="Times New Roman" w:cs="Times New Roman"/>
+                <w:spacing w:val="-12"/>
+                <w:w w:val="65"/>
+                <w:sz w:val="20"/>
+                <w:szCs w:val="24"/>
+              </w:rPr>
+              <w:t xml:space="preserve"> </w:t>
+            </w:r>
+            <w:r>
+              <w:rPr>
+                <w:rFonts w:ascii="Times New Roman" w:hAnsi="Times New Roman" w:cs="Times New Roman"/>
+                <w:w w:val="65"/>
+                <w:sz w:val="20"/>
+                <w:szCs w:val="24"/>
+              </w:rPr>
+              <w:t>presentation</w:t>
+            </w:r>
+            <w:r>
+              <w:rPr>
+                <w:rFonts w:ascii="Times New Roman" w:hAnsi="Times New Roman" w:cs="Times New Roman"/>
+                <w:spacing w:val="-6"/>
+                <w:w w:val="65"/>
+                <w:sz w:val="20"/>
+                <w:szCs w:val="24"/>
+              </w:rPr>
+              <w:t xml:space="preserve"> </w:t>
+            </w:r>
+            <w:r>
+              <w:rPr>
+                <w:rFonts w:ascii="Times New Roman" w:hAnsi="Times New Roman" w:cs="Times New Roman"/>
+                <w:w w:val="65"/>
+                <w:sz w:val="20"/>
+                <w:szCs w:val="24"/>
+              </w:rPr>
+              <w:t>– (Editable</w:t>
+            </w:r>
+            <w:r>
+              <w:rPr>
+                <w:rFonts w:ascii="Times New Roman" w:hAnsi="Times New Roman" w:cs="Times New Roman"/>
+                <w:spacing w:val="-1"/>
+                <w:w w:val="65"/>
+                <w:sz w:val="20"/>
+                <w:szCs w:val="24"/>
+              </w:rPr>
+              <w:t xml:space="preserve"> </w:t>
+            </w:r>
+            <w:r>
+              <w:rPr>
+                <w:rFonts w:ascii="Times New Roman" w:hAnsi="Times New Roman" w:cs="Times New Roman"/>
+                <w:w w:val="65"/>
+                <w:sz w:val="20"/>
+                <w:szCs w:val="24"/>
+              </w:rPr>
+              <w:t>as</w:t>
+            </w:r>
+            <w:r>
+              <w:rPr>
+                <w:rFonts w:ascii="Times New Roman" w:hAnsi="Times New Roman" w:cs="Times New Roman"/>
+                <w:w w:val="85"/>
+                <w:sz w:val="20"/>
+                <w:szCs w:val="24"/>
+              </w:rPr>
+              <w:t xml:space="preserve"> </w:t>
+            </w:r>
+            <w:r>
+              <w:rPr>
+                <w:rFonts w:ascii="Times New Roman" w:hAnsi="Times New Roman" w:cs="Times New Roman"/>
+                <w:spacing w:val="-2"/>
+                <w:w w:val="85"/>
+                <w:sz w:val="20"/>
+                <w:szCs w:val="24"/>
+              </w:rPr>
+              <w:t>per</w:t>
+            </w:r>
+            <w:r>
+              <w:rPr>
+                <w:rFonts w:ascii="Times New Roman" w:hAnsi="Times New Roman" w:cs="Times New Roman"/>
+                <w:spacing w:val="-14"/>
+                <w:w w:val="85"/>
+                <w:sz w:val="20"/>
+                <w:szCs w:val="24"/>
+              </w:rPr>
+              <w:t xml:space="preserve"> </w:t>
+            </w:r>
+            <w:r>
+              <w:rPr>
+                <w:rFonts w:ascii="Times New Roman" w:hAnsi="Times New Roman" w:cs="Times New Roman"/>
+                <w:spacing w:val="-2"/>
+                <w:w w:val="85"/>
+                <w:sz w:val="20"/>
+                <w:szCs w:val="24"/>
+              </w:rPr>
+              <w:t>subject)</w:t>
+            </w:r>
+          </w:p>
+        </w:tc>
+      </w:tr>
+      <w:tr>
+        <w:trPr>
+          <w:trHeight w:val="772"/>
+        </w:trPr>
+        <w:tc>
+          <w:tcPr>
+            <w:tcW w:w="451" w:type="dxa"/>
+          </w:tcPr>
+          <w:p>
+            <w:pPr>
+              <w:pStyle w:val="TableParagraph"/>
+              <w:spacing w:before="128"/>
+              <w:ind w:left="96"/>
+              <w:jc w:val="center"/>
+              <w:rPr>
+                <w:b/>
+                <w:sz w:val="18"/>
+              </w:rPr>
+            </w:pPr>
+            <w:r>
+              <w:rPr>
+                <w:b/>
+                <w:spacing w:val="-10"/>
+                <w:w w:val="90"/>
+                <w:sz w:val="18"/>
+              </w:rPr>
+              <w:t>D</w:t>
+            </w:r>
+          </w:p>
+        </w:tc>
+        <w:tc>
+          <w:tcPr>
+            <w:tcW w:w="2268" w:type="dxa"/>
+          </w:tcPr>
+          <w:p>
+            <w:pPr>
+              <w:pStyle w:val="TableParagraph"/>
+              <w:spacing w:before="128"/>
+              <w:ind w:left="213"/>
+              <w:rPr>
+                <w:rFonts w:ascii="Times New Roman" w:hAnsi="Times New Roman" w:cs="Times New Roman"/>
+                <w:b/>
+                <w:sz w:val="20"/>
+                <w:szCs w:val="24"/>
+              </w:rPr>
+            </w:pPr>
+            <w:r>
+              <w:rPr>
+                <w:rFonts w:ascii="Times New Roman" w:hAnsi="Times New Roman" w:cs="Times New Roman"/>
+                <w:b/>
+                <w:spacing w:val="-6"/>
+                <w:w w:val="75"/>
+                <w:sz w:val="20"/>
+                <w:szCs w:val="24"/>
+              </w:rPr>
+              <w:t>Analytical</w:t>
+            </w:r>
+            <w:r>
+              <w:rPr>
+                <w:rFonts w:ascii="Times New Roman" w:hAnsi="Times New Roman" w:cs="Times New Roman"/>
+                <w:b/>
+                <w:spacing w:val="4"/>
+                <w:sz w:val="20"/>
+                <w:szCs w:val="24"/>
+              </w:rPr>
+              <w:t xml:space="preserve"> </w:t>
+            </w:r>
+            <w:r>
+              <w:rPr>
+                <w:rFonts w:ascii="Times New Roman" w:hAnsi="Times New Roman" w:cs="Times New Roman"/>
+                <w:b/>
+                <w:spacing w:val="-2"/>
+                <w:w w:val="85"/>
+                <w:sz w:val="20"/>
+                <w:szCs w:val="24"/>
+              </w:rPr>
+              <w:t>Ability</w:t>
+            </w:r>
+          </w:p>
+        </w:tc>
+        <w:tc>
+          <w:tcPr>
+            <w:tcW w:w="1985" w:type="dxa"/>
+          </w:tcPr>
+          <w:p>
+            <w:pPr>
+              <w:pStyle w:val="TableParagraph"/>
+              <w:spacing w:before="19" w:line="220" w:lineRule="auto"/>
+              <w:ind w:left="112" w:right="184"/>
+              <w:rPr>
+                <w:rFonts w:ascii="Times New Roman" w:hAnsi="Times New Roman" w:cs="Times New Roman"/>
+                <w:sz w:val="20"/>
+                <w:szCs w:val="24"/>
+              </w:rPr>
+            </w:pPr>
+            <w:r>
+              <w:rPr>
+                <w:rFonts w:ascii="Times New Roman" w:hAnsi="Times New Roman" w:cs="Times New Roman"/>
+                <w:spacing w:val="-2"/>
+                <w:w w:val="80"/>
+                <w:sz w:val="20"/>
+                <w:szCs w:val="24"/>
+              </w:rPr>
+              <w:t>Strong</w:t>
+            </w:r>
+            <w:r>
+              <w:rPr>
+                <w:rFonts w:ascii="Times New Roman" w:hAnsi="Times New Roman" w:cs="Times New Roman"/>
+                <w:spacing w:val="-24"/>
+                <w:w w:val="80"/>
+                <w:sz w:val="20"/>
+                <w:szCs w:val="24"/>
+              </w:rPr>
+              <w:t xml:space="preserve"> </w:t>
+            </w:r>
+            <w:r>
+              <w:rPr>
+                <w:rFonts w:ascii="Times New Roman" w:hAnsi="Times New Roman" w:cs="Times New Roman"/>
+                <w:spacing w:val="-2"/>
+                <w:w w:val="80"/>
+                <w:sz w:val="20"/>
+                <w:szCs w:val="24"/>
+              </w:rPr>
+              <w:t>reasoning</w:t>
+            </w:r>
+            <w:r>
+              <w:rPr>
+                <w:rFonts w:ascii="Times New Roman" w:hAnsi="Times New Roman" w:cs="Times New Roman"/>
+                <w:spacing w:val="-13"/>
+                <w:w w:val="80"/>
+                <w:sz w:val="20"/>
+                <w:szCs w:val="24"/>
+              </w:rPr>
+              <w:t xml:space="preserve"> </w:t>
+            </w:r>
+            <w:r>
+              <w:rPr>
+                <w:rFonts w:ascii="Times New Roman" w:hAnsi="Times New Roman" w:cs="Times New Roman"/>
+                <w:spacing w:val="-2"/>
+                <w:w w:val="80"/>
+                <w:sz w:val="20"/>
+                <w:szCs w:val="24"/>
+              </w:rPr>
+              <w:t xml:space="preserve">and </w:t>
+            </w:r>
+            <w:r>
+              <w:rPr>
+                <w:rFonts w:ascii="Times New Roman" w:hAnsi="Times New Roman" w:cs="Times New Roman"/>
+                <w:w w:val="65"/>
+                <w:sz w:val="20"/>
+                <w:szCs w:val="24"/>
+              </w:rPr>
+              <w:t>justification</w:t>
+            </w:r>
+            <w:r>
+              <w:rPr>
+                <w:rFonts w:ascii="Times New Roman" w:hAnsi="Times New Roman" w:cs="Times New Roman"/>
+                <w:spacing w:val="-8"/>
+                <w:w w:val="65"/>
+                <w:sz w:val="20"/>
+                <w:szCs w:val="24"/>
+              </w:rPr>
+              <w:t xml:space="preserve"> </w:t>
+            </w:r>
+            <w:r>
+              <w:rPr>
+                <w:rFonts w:ascii="Times New Roman" w:hAnsi="Times New Roman" w:cs="Times New Roman"/>
+                <w:w w:val="65"/>
+                <w:sz w:val="20"/>
+                <w:szCs w:val="24"/>
+              </w:rPr>
+              <w:t>–</w:t>
+            </w:r>
+            <w:r>
+              <w:rPr>
+                <w:rFonts w:ascii="Times New Roman" w:hAnsi="Times New Roman" w:cs="Times New Roman"/>
+                <w:spacing w:val="-1"/>
+                <w:w w:val="65"/>
+                <w:sz w:val="20"/>
+                <w:szCs w:val="24"/>
+              </w:rPr>
+              <w:t xml:space="preserve"> </w:t>
+            </w:r>
+            <w:r>
+              <w:rPr>
+                <w:rFonts w:ascii="Times New Roman" w:hAnsi="Times New Roman" w:cs="Times New Roman"/>
+                <w:w w:val="65"/>
+                <w:sz w:val="20"/>
+                <w:szCs w:val="24"/>
+              </w:rPr>
+              <w:t>(Editable</w:t>
+            </w:r>
+            <w:r>
+              <w:rPr>
+                <w:rFonts w:ascii="Times New Roman" w:hAnsi="Times New Roman" w:cs="Times New Roman"/>
+                <w:spacing w:val="-3"/>
+                <w:w w:val="65"/>
+                <w:sz w:val="20"/>
+                <w:szCs w:val="24"/>
+              </w:rPr>
+              <w:t xml:space="preserve"> </w:t>
+            </w:r>
+            <w:r>
+              <w:rPr>
+                <w:rFonts w:ascii="Times New Roman" w:hAnsi="Times New Roman" w:cs="Times New Roman"/>
+                <w:w w:val="65"/>
+                <w:sz w:val="20"/>
+                <w:szCs w:val="24"/>
+              </w:rPr>
+              <w:t>as</w:t>
+            </w:r>
+            <w:r>
+              <w:rPr>
+                <w:rFonts w:ascii="Times New Roman" w:hAnsi="Times New Roman" w:cs="Times New Roman"/>
+                <w:w w:val="85"/>
+                <w:sz w:val="20"/>
+                <w:szCs w:val="24"/>
+              </w:rPr>
+              <w:t xml:space="preserve"> </w:t>
+            </w:r>
+            <w:r>
+              <w:rPr>
+                <w:rFonts w:ascii="Times New Roman" w:hAnsi="Times New Roman" w:cs="Times New Roman"/>
+                <w:spacing w:val="-2"/>
+                <w:w w:val="85"/>
+                <w:sz w:val="20"/>
+                <w:szCs w:val="24"/>
+              </w:rPr>
+              <w:t>per</w:t>
+            </w:r>
+            <w:r>
+              <w:rPr>
+                <w:rFonts w:ascii="Times New Roman" w:hAnsi="Times New Roman" w:cs="Times New Roman"/>
+                <w:spacing w:val="-14"/>
+                <w:w w:val="85"/>
+                <w:sz w:val="20"/>
+                <w:szCs w:val="24"/>
+              </w:rPr>
+              <w:t xml:space="preserve"> </w:t>
+            </w:r>
+            <w:r>
+              <w:rPr>
+                <w:rFonts w:ascii="Times New Roman" w:hAnsi="Times New Roman" w:cs="Times New Roman"/>
+                <w:spacing w:val="-2"/>
+                <w:w w:val="85"/>
+                <w:sz w:val="20"/>
+                <w:szCs w:val="24"/>
+              </w:rPr>
+              <w:t>subject)</w:t>
+            </w:r>
+          </w:p>
+        </w:tc>
+        <w:tc>
+          <w:tcPr>
+            <w:tcW w:w="1832" w:type="dxa"/>
+          </w:tcPr>
+          <w:p>
+            <w:pPr>
+              <w:pStyle w:val="TableParagraph"/>
+              <w:spacing w:before="19" w:line="220" w:lineRule="auto"/>
+              <w:ind w:left="112" w:right="241"/>
+              <w:rPr>
+                <w:rFonts w:ascii="Times New Roman" w:hAnsi="Times New Roman" w:cs="Times New Roman"/>
+                <w:sz w:val="20"/>
+                <w:szCs w:val="24"/>
+              </w:rPr>
+            </w:pPr>
+            <w:r>
+              <w:rPr>
+                <w:rFonts w:ascii="Times New Roman" w:hAnsi="Times New Roman" w:cs="Times New Roman"/>
+                <w:spacing w:val="-2"/>
+                <w:w w:val="85"/>
+                <w:sz w:val="20"/>
+                <w:szCs w:val="24"/>
+              </w:rPr>
+              <w:t xml:space="preserve">Adequate </w:t>
+            </w:r>
+            <w:r>
+              <w:rPr>
+                <w:rFonts w:ascii="Times New Roman" w:hAnsi="Times New Roman" w:cs="Times New Roman"/>
+                <w:w w:val="85"/>
+                <w:sz w:val="20"/>
+                <w:szCs w:val="24"/>
+              </w:rPr>
+              <w:t>reasoning</w:t>
+            </w:r>
+            <w:r>
+              <w:rPr>
+                <w:rFonts w:ascii="Times New Roman" w:hAnsi="Times New Roman" w:cs="Times New Roman"/>
+                <w:spacing w:val="-24"/>
+                <w:w w:val="85"/>
+                <w:sz w:val="20"/>
+                <w:szCs w:val="24"/>
+              </w:rPr>
+              <w:t xml:space="preserve"> </w:t>
+            </w:r>
+            <w:r>
+              <w:rPr>
+                <w:rFonts w:ascii="Times New Roman" w:hAnsi="Times New Roman" w:cs="Times New Roman"/>
+                <w:w w:val="105"/>
+                <w:sz w:val="20"/>
+                <w:szCs w:val="24"/>
+              </w:rPr>
+              <w:t xml:space="preserve">– </w:t>
+            </w:r>
+            <w:r>
+              <w:rPr>
+                <w:rFonts w:ascii="Times New Roman" w:hAnsi="Times New Roman" w:cs="Times New Roman"/>
+                <w:spacing w:val="-2"/>
+                <w:w w:val="65"/>
+                <w:sz w:val="20"/>
+                <w:szCs w:val="24"/>
+              </w:rPr>
+              <w:t>(Editable</w:t>
+            </w:r>
+            <w:r>
+              <w:rPr>
+                <w:rFonts w:ascii="Times New Roman" w:hAnsi="Times New Roman" w:cs="Times New Roman"/>
+                <w:spacing w:val="-4"/>
+                <w:w w:val="65"/>
+                <w:sz w:val="20"/>
+                <w:szCs w:val="24"/>
+              </w:rPr>
+              <w:t xml:space="preserve"> </w:t>
+            </w:r>
+            <w:r>
+              <w:rPr>
+                <w:rFonts w:ascii="Times New Roman" w:hAnsi="Times New Roman" w:cs="Times New Roman"/>
+                <w:spacing w:val="-2"/>
+                <w:w w:val="65"/>
+                <w:sz w:val="20"/>
+                <w:szCs w:val="24"/>
+              </w:rPr>
+              <w:t>as</w:t>
+            </w:r>
+            <w:r>
+              <w:rPr>
+                <w:rFonts w:ascii="Times New Roman" w:hAnsi="Times New Roman" w:cs="Times New Roman"/>
+                <w:spacing w:val="-21"/>
+                <w:sz w:val="20"/>
+                <w:szCs w:val="24"/>
+              </w:rPr>
+              <w:t xml:space="preserve"> </w:t>
+            </w:r>
+            <w:r>
+              <w:rPr>
+                <w:rFonts w:ascii="Times New Roman" w:hAnsi="Times New Roman" w:cs="Times New Roman"/>
+                <w:spacing w:val="-2"/>
+                <w:w w:val="65"/>
+                <w:sz w:val="20"/>
+                <w:szCs w:val="24"/>
+              </w:rPr>
+              <w:t>per</w:t>
+            </w:r>
+            <w:r>
+              <w:rPr>
+                <w:rFonts w:ascii="Times New Roman" w:hAnsi="Times New Roman" w:cs="Times New Roman"/>
+                <w:spacing w:val="-2"/>
+                <w:w w:val="85"/>
+                <w:sz w:val="20"/>
+                <w:szCs w:val="24"/>
+              </w:rPr>
+              <w:t xml:space="preserve"> subject)</w:t>
+            </w:r>
+          </w:p>
+        </w:tc>
+        <w:tc>
+          <w:tcPr>
+            <w:tcW w:w="1994" w:type="dxa"/>
+          </w:tcPr>
+          <w:p>
+            <w:pPr>
+              <w:pStyle w:val="TableParagraph"/>
+              <w:spacing w:before="141" w:line="220" w:lineRule="auto"/>
+              <w:ind w:left="112"/>
+              <w:rPr>
+                <w:rFonts w:ascii="Times New Roman" w:hAnsi="Times New Roman" w:cs="Times New Roman"/>
+                <w:sz w:val="20"/>
+                <w:szCs w:val="24"/>
+              </w:rPr>
+            </w:pPr>
+            <w:r>
+              <w:rPr>
+                <w:rFonts w:ascii="Times New Roman" w:hAnsi="Times New Roman" w:cs="Times New Roman"/>
+                <w:w w:val="65"/>
+                <w:sz w:val="20"/>
+                <w:szCs w:val="24"/>
+              </w:rPr>
+              <w:t>Limited</w:t>
+            </w:r>
+            <w:r>
+              <w:rPr>
+                <w:rFonts w:ascii="Times New Roman" w:hAnsi="Times New Roman" w:cs="Times New Roman"/>
+                <w:spacing w:val="-5"/>
+                <w:w w:val="65"/>
+                <w:sz w:val="20"/>
+                <w:szCs w:val="24"/>
+              </w:rPr>
+              <w:t xml:space="preserve"> </w:t>
+            </w:r>
+            <w:r>
+              <w:rPr>
+                <w:rFonts w:ascii="Times New Roman" w:hAnsi="Times New Roman" w:cs="Times New Roman"/>
+                <w:w w:val="65"/>
+                <w:sz w:val="20"/>
+                <w:szCs w:val="24"/>
+              </w:rPr>
+              <w:t>reasoning</w:t>
+            </w:r>
+            <w:r>
+              <w:rPr>
+                <w:rFonts w:ascii="Times New Roman" w:hAnsi="Times New Roman" w:cs="Times New Roman"/>
+                <w:spacing w:val="-8"/>
+                <w:w w:val="65"/>
+                <w:sz w:val="20"/>
+                <w:szCs w:val="24"/>
+              </w:rPr>
+              <w:t xml:space="preserve"> </w:t>
+            </w:r>
+            <w:r>
+              <w:rPr>
+                <w:rFonts w:ascii="Times New Roman" w:hAnsi="Times New Roman" w:cs="Times New Roman"/>
+                <w:w w:val="65"/>
+                <w:sz w:val="20"/>
+                <w:szCs w:val="24"/>
+              </w:rPr>
+              <w:t>–</w:t>
+            </w:r>
+            <w:r>
+              <w:rPr>
+                <w:rFonts w:ascii="Times New Roman" w:hAnsi="Times New Roman" w:cs="Times New Roman"/>
+                <w:spacing w:val="-1"/>
+                <w:w w:val="65"/>
+                <w:sz w:val="20"/>
+                <w:szCs w:val="24"/>
+              </w:rPr>
+              <w:t xml:space="preserve"> </w:t>
+            </w:r>
+            <w:r>
+              <w:rPr>
+                <w:rFonts w:ascii="Times New Roman" w:hAnsi="Times New Roman" w:cs="Times New Roman"/>
+                <w:w w:val="65"/>
+                <w:sz w:val="20"/>
+                <w:szCs w:val="24"/>
+              </w:rPr>
+              <w:t>(Editable</w:t>
+            </w:r>
+            <w:r>
+              <w:rPr>
+                <w:rFonts w:ascii="Times New Roman" w:hAnsi="Times New Roman" w:cs="Times New Roman"/>
+                <w:spacing w:val="-1"/>
+                <w:w w:val="65"/>
+                <w:sz w:val="20"/>
+                <w:szCs w:val="24"/>
+              </w:rPr>
+              <w:t xml:space="preserve"> </w:t>
+            </w:r>
+            <w:r>
+              <w:rPr>
+                <w:rFonts w:ascii="Times New Roman" w:hAnsi="Times New Roman" w:cs="Times New Roman"/>
+                <w:w w:val="65"/>
+                <w:sz w:val="20"/>
+                <w:szCs w:val="24"/>
+              </w:rPr>
+              <w:t>as</w:t>
+            </w:r>
+            <w:r>
+              <w:rPr>
+                <w:rFonts w:ascii="Times New Roman" w:hAnsi="Times New Roman" w:cs="Times New Roman"/>
+                <w:w w:val="85"/>
+                <w:sz w:val="20"/>
+                <w:szCs w:val="24"/>
+              </w:rPr>
+              <w:t xml:space="preserve"> </w:t>
+            </w:r>
+            <w:r>
+              <w:rPr>
+                <w:rFonts w:ascii="Times New Roman" w:hAnsi="Times New Roman" w:cs="Times New Roman"/>
+                <w:spacing w:val="-2"/>
+                <w:w w:val="85"/>
+                <w:sz w:val="20"/>
+                <w:szCs w:val="24"/>
+              </w:rPr>
+              <w:t>per</w:t>
+            </w:r>
+            <w:r>
+              <w:rPr>
+                <w:rFonts w:ascii="Times New Roman" w:hAnsi="Times New Roman" w:cs="Times New Roman"/>
+                <w:spacing w:val="-14"/>
+                <w:w w:val="85"/>
+                <w:sz w:val="20"/>
+                <w:szCs w:val="24"/>
+              </w:rPr>
+              <w:t xml:space="preserve"> </w:t>
+            </w:r>
+            <w:r>
+              <w:rPr>
+                <w:rFonts w:ascii="Times New Roman" w:hAnsi="Times New Roman" w:cs="Times New Roman"/>
+                <w:spacing w:val="-2"/>
+                <w:w w:val="85"/>
+                <w:sz w:val="20"/>
+                <w:szCs w:val="24"/>
+              </w:rPr>
+              <w:t>subject)</w:t>
+            </w:r>
+          </w:p>
+        </w:tc>
+        <w:tc>
+          <w:tcPr>
+            <w:tcW w:w="2127" w:type="dxa"/>
+          </w:tcPr>
+          <w:p>
+            <w:pPr>
+              <w:pStyle w:val="TableParagraph"/>
+              <w:spacing w:before="141" w:line="220" w:lineRule="auto"/>
+              <w:ind w:left="112" w:right="-8"/>
+              <w:rPr>
+                <w:rFonts w:ascii="Times New Roman" w:hAnsi="Times New Roman" w:cs="Times New Roman"/>
+                <w:sz w:val="20"/>
+                <w:szCs w:val="24"/>
+              </w:rPr>
+            </w:pPr>
+            <w:r>
+              <w:rPr>
+                <w:rFonts w:ascii="Times New Roman" w:hAnsi="Times New Roman" w:cs="Times New Roman"/>
+                <w:w w:val="65"/>
+                <w:sz w:val="20"/>
+                <w:szCs w:val="24"/>
+              </w:rPr>
+              <w:t>No</w:t>
+            </w:r>
+            <w:r>
+              <w:rPr>
+                <w:rFonts w:ascii="Times New Roman" w:hAnsi="Times New Roman" w:cs="Times New Roman"/>
+                <w:spacing w:val="-13"/>
+                <w:w w:val="65"/>
+                <w:sz w:val="20"/>
+                <w:szCs w:val="24"/>
+              </w:rPr>
+              <w:t xml:space="preserve"> </w:t>
+            </w:r>
+            <w:r>
+              <w:rPr>
+                <w:rFonts w:ascii="Times New Roman" w:hAnsi="Times New Roman" w:cs="Times New Roman"/>
+                <w:w w:val="65"/>
+                <w:sz w:val="20"/>
+                <w:szCs w:val="24"/>
+              </w:rPr>
+              <w:t>logical</w:t>
+            </w:r>
+            <w:r>
+              <w:rPr>
+                <w:rFonts w:ascii="Times New Roman" w:hAnsi="Times New Roman" w:cs="Times New Roman"/>
+                <w:spacing w:val="-12"/>
+                <w:w w:val="65"/>
+                <w:sz w:val="20"/>
+                <w:szCs w:val="24"/>
+              </w:rPr>
+              <w:t xml:space="preserve"> </w:t>
+            </w:r>
+            <w:r>
+              <w:rPr>
+                <w:rFonts w:ascii="Times New Roman" w:hAnsi="Times New Roman" w:cs="Times New Roman"/>
+                <w:w w:val="65"/>
+                <w:sz w:val="20"/>
+                <w:szCs w:val="24"/>
+              </w:rPr>
+              <w:t>justification</w:t>
+            </w:r>
+            <w:r>
+              <w:rPr>
+                <w:rFonts w:ascii="Times New Roman" w:hAnsi="Times New Roman" w:cs="Times New Roman"/>
+                <w:spacing w:val="-8"/>
+                <w:w w:val="65"/>
+                <w:sz w:val="20"/>
+                <w:szCs w:val="24"/>
+              </w:rPr>
+              <w:t xml:space="preserve"> </w:t>
+            </w:r>
+            <w:r>
+              <w:rPr>
+                <w:rFonts w:ascii="Times New Roman" w:hAnsi="Times New Roman" w:cs="Times New Roman"/>
+                <w:w w:val="65"/>
+                <w:sz w:val="20"/>
+                <w:szCs w:val="24"/>
+              </w:rPr>
+              <w:t>–</w:t>
+            </w:r>
+            <w:r>
+              <w:rPr>
+                <w:rFonts w:ascii="Times New Roman" w:hAnsi="Times New Roman" w:cs="Times New Roman"/>
+                <w:spacing w:val="-1"/>
+                <w:w w:val="65"/>
+                <w:sz w:val="20"/>
+                <w:szCs w:val="24"/>
+              </w:rPr>
+              <w:t xml:space="preserve"> </w:t>
+            </w:r>
+            <w:r>
+              <w:rPr>
+                <w:rFonts w:ascii="Times New Roman" w:hAnsi="Times New Roman" w:cs="Times New Roman"/>
+                <w:w w:val="65"/>
+                <w:sz w:val="20"/>
+                <w:szCs w:val="24"/>
+              </w:rPr>
+              <w:t>(Editable</w:t>
+            </w:r>
+            <w:r>
+              <w:rPr>
+                <w:rFonts w:ascii="Times New Roman" w:hAnsi="Times New Roman" w:cs="Times New Roman"/>
+                <w:spacing w:val="-3"/>
+                <w:w w:val="65"/>
+                <w:sz w:val="20"/>
+                <w:szCs w:val="24"/>
+              </w:rPr>
+              <w:t xml:space="preserve"> </w:t>
+            </w:r>
+            <w:r>
+              <w:rPr>
+                <w:rFonts w:ascii="Times New Roman" w:hAnsi="Times New Roman" w:cs="Times New Roman"/>
+                <w:w w:val="65"/>
+                <w:sz w:val="20"/>
+                <w:szCs w:val="24"/>
+              </w:rPr>
+              <w:t>as</w:t>
+            </w:r>
+            <w:r>
+              <w:rPr>
+                <w:rFonts w:ascii="Times New Roman" w:hAnsi="Times New Roman" w:cs="Times New Roman"/>
+                <w:w w:val="85"/>
+                <w:sz w:val="20"/>
+                <w:szCs w:val="24"/>
+              </w:rPr>
+              <w:t xml:space="preserve"> </w:t>
+            </w:r>
+            <w:r>
+              <w:rPr>
+                <w:rFonts w:ascii="Times New Roman" w:hAnsi="Times New Roman" w:cs="Times New Roman"/>
+                <w:spacing w:val="-2"/>
+                <w:w w:val="85"/>
+                <w:sz w:val="20"/>
+                <w:szCs w:val="24"/>
+              </w:rPr>
+              <w:t>per</w:t>
+            </w:r>
+            <w:r>
+              <w:rPr>
+                <w:rFonts w:ascii="Times New Roman" w:hAnsi="Times New Roman" w:cs="Times New Roman"/>
+                <w:spacing w:val="-14"/>
+                <w:w w:val="85"/>
+                <w:sz w:val="20"/>
+                <w:szCs w:val="24"/>
+              </w:rPr>
+              <w:t xml:space="preserve"> </w:t>
+            </w:r>
+            <w:r>
+              <w:rPr>
+                <w:rFonts w:ascii="Times New Roman" w:hAnsi="Times New Roman" w:cs="Times New Roman"/>
+                <w:spacing w:val="-2"/>
+                <w:w w:val="85"/>
+                <w:sz w:val="20"/>
+                <w:szCs w:val="24"/>
+              </w:rPr>
+              <w:t>subject)</w:t>
+            </w:r>
+          </w:p>
+        </w:tc>
+      </w:tr>
+    </w:tbl>
+    <w:p>
+      <w:pPr>
+        <w:pStyle w:val="Heading3"/>
         <w:spacing w:after="17"/>
         <w:rPr>
+          <w:b w:val="0"/>
+          <w:bCs w:val="0"/>
           <w:w w:val="75"/>
         </w:rPr>
       </w:pPr>
+    </w:p>
+    <w:p>
+      <w:pPr>
+        <w:pStyle w:val="Heading3"/>
+        <w:spacing w:after="17"/>
+        <w:jc w:val="both"/>
+        <w:rPr>
+          <w:rFonts w:ascii="Times New Roman" w:hAnsi="Times New Roman" w:cs="Times New Roman"/>
+          <w:b w:val="0"/>
+          <w:bCs w:val="0"/>
+          <w:w w:val="75"/>
+          <w:sz w:val="24"/>
+          <w:szCs w:val="24"/>
+        </w:rPr>
+      </w:pPr>
+      <w:r>
+        <w:rPr>
+          <w:b w:val="0"/>
+          <w:bCs w:val="0"/>
+          <w:w w:val="75"/>
+        </w:rPr>
+        <w:t>******</w:t>
+      </w:r>
+      <w:r>
+        <w:rPr>
+          <w:rFonts w:ascii="Times New Roman" w:hAnsi="Times New Roman" w:cs="Times New Roman"/>
+          <w:b w:val="0"/>
+          <w:bCs w:val="0"/>
+          <w:w w:val="75"/>
+          <w:sz w:val="24"/>
+          <w:szCs w:val="24"/>
+        </w:rPr>
+        <w:t>To align the assessment rubrics with the questions, an additional column has been introduced in the Marks Tabulation sheet, namely “AR Reference.” In this column, the corresponding Assessment Rubric reference is to be entered. For example, for Question No. 2, the entry in the AR Reference column should be written as B2, where “B” denotes the question category and “2” denotes the performance category.</w:t>
+      </w:r>
     </w:p>
     <w:p>
       <w:pPr>
@@ -2792,16 +5804,6 @@
       <w:pPr>
         <w:pStyle w:val="Heading3"/>
         <w:spacing w:line="215" w:lineRule="exact"/>
-        <w:rPr>
-          <w:w w:val="70"/>
-          <w:u w:val="single"/>
-        </w:rPr>
-      </w:pPr>
-    </w:p>
-    <w:p>
-      <w:pPr>
-        <w:pStyle w:val="Heading3"/>
-        <w:spacing w:line="215" w:lineRule="exact"/>
       </w:pPr>
       <w:r>
         <w:rPr>
@@ -2989,28 +5991,45 @@
         <w:spacing w:before="20"/>
         <w:ind w:left="295"/>
       </w:pPr>
+      <w:r>
+        <w:tab/>
+      </w:r>
+      <w:r>
+        <w:tab/>
+      </w:r>
+      <w:r>
+        <w:tab/>
+      </w:r>
+      <w:r>
+        <w:tab/>
+      </w:r>
+      <w:r>
+        <w:tab/>
+      </w:r>
+      <w:r>
+        <w:tab/>
+      </w:r>
+      <w:r>
+        <w:tab/>
+      </w:r>
+      <w:r>
+        <w:tab/>
+      </w:r>
+      <w:r>
+        <w:tab/>
+      </w:r>
+      <w:r>
+        <w:tab/>
+      </w:r>
+      <w:r>
+        <w:tab/>
+      </w:r>
     </w:p>
     <w:p>
       <w:pPr>
         <w:pStyle w:val="BodyText"/>
         <w:spacing w:before="22"/>
         <w:ind w:left="7498"/>
-        <w:rPr>
-          <w:w w:val="65"/>
-        </w:rPr>
-      </w:pPr>
-      <w:r>
-        <w:rPr>
-          <w:w w:val="65"/>
-        </w:rPr>
-        <w:t>_______________________</w:t>
-      </w:r>
-    </w:p>
-    <w:p>
-      <w:pPr>
-        <w:pStyle w:val="BodyText"/>
-        <w:spacing w:before="22"/>
-        <w:ind w:left="6778" w:firstLine="720"/>
       </w:pPr>
       <w:r>
         <w:rPr>
@@ -3324,31 +6343,6 @@
           </w:p>
           <w:p>
             <w:pPr>
-              <w:pBdr>
-                <w:bottom w:val="single" w:sz="12" w:space="1" w:color="auto"/>
-              </w:pBdr>
-              <w:ind w:left="295"/>
-              <w:rPr>
-                <w:rFonts w:ascii="Calibri"/>
-              </w:rPr>
-            </w:pPr>
-          </w:p>
-          <w:p>
-            <w:pPr>
-              <w:pBdr>
-                <w:bottom w:val="single" w:sz="12" w:space="1" w:color="auto"/>
-              </w:pBdr>
-              <w:ind w:left="295"/>
-              <w:rPr>
-                <w:rFonts w:ascii="Calibri"/>
-              </w:rPr>
-            </w:pPr>
-          </w:p>
-          <w:p>
-            <w:pPr>
-              <w:pBdr>
-                <w:bottom w:val="single" w:sz="12" w:space="1" w:color="auto"/>
-              </w:pBdr>
               <w:ind w:left="295"/>
               <w:rPr>
                 <w:rFonts w:ascii="Calibri"/>
@@ -3437,23 +6431,7 @@
           </w:p>
           <w:p>
             <w:pPr>
-              <w:ind w:left="295"/>
-              <w:rPr>
-                <w:rFonts w:ascii="Calibri"/>
-              </w:rPr>
-            </w:pPr>
-          </w:p>
-          <w:p>
-            <w:pPr>
-              <w:ind w:left="295"/>
-              <w:rPr>
-                <w:rFonts w:ascii="Calibri"/>
-              </w:rPr>
-            </w:pPr>
-          </w:p>
-          <w:p>
-            <w:pPr>
-              <w:ind w:left="295"/>
+              <w:pStyle w:val="BodyText"/>
               <w:rPr>
                 <w:w w:val="65"/>
               </w:rPr>
@@ -3477,7 +6455,7 @@
                 <w:noProof/>
               </w:rPr>
               <w:drawing>
-                <wp:inline distT="0" distB="0" distL="0" distR="0" wp14:anchorId="5052E4D0" wp14:editId="1720DF19">
+                <wp:inline distT="0" distB="0" distL="0" distR="0" wp14:anchorId="2C6051BE" wp14:editId="062CB9F2">
                   <wp:extent cx="1259205" cy="1132205"/>
                   <wp:effectExtent l="0" t="0" r="0" b="0"/>
                   <wp:docPr id="1" name="Picture 1"/>
@@ -3494,7 +6472,7 @@
                           </pic:cNvPicPr>
                         </pic:nvPicPr>
                         <pic:blipFill>
-                          <a:blip r:embed="rId5">
+                          <a:blip r:embed="rId4">
                             <a:extLst>
                               <a:ext uri="{28A0092B-C50C-407E-A947-70E740481C1C}">
                                 <a14:useLocalDpi xmlns:a14="http://schemas.microsoft.com/office/drawing/2010/main" val="0"/>
@@ -4386,16 +7364,4 @@
     </a:ext>
   </a:extLst>
 </a:theme>
-</file>
-
-<file path=customXml/item1.xml><?xml version="1.0" encoding="utf-8"?>
-<b:Sources xmlns:b="http://schemas.openxmlformats.org/officeDocument/2006/bibliography" xmlns="http://schemas.openxmlformats.org/officeDocument/2006/bibliography" SelectedStyle="/APASixthEditionOfficeOnline.xsl" StyleName="APA" Version="6"/>
-</file>
-
-<file path=customXml/itemProps1.xml><?xml version="1.0" encoding="utf-8"?>
-<ds:datastoreItem xmlns:ds="http://schemas.openxmlformats.org/officeDocument/2006/customXml" ds:itemID="{C9EC56E9-DDA4-984F-8AD1-B741270B599A}">
-  <ds:schemaRefs>
-    <ds:schemaRef ds:uri="http://schemas.openxmlformats.org/officeDocument/2006/bibliography"/>
-  </ds:schemaRefs>
-</ds:datastoreItem>
 </file>
--- a/Seal_Top_Sheet_template.docx
+++ b/Seal_Top_Sheet_template.docx
@@ -413,15 +413,7 @@
                 <w:w w:val="70"/>
                 <w:sz w:val="20"/>
               </w:rPr>
-              <w:t>Program Name</w:t>
-            </w:r>
-            <w:r>
-              <w:rPr>
-                <w:b/>
-                <w:w w:val="70"/>
-                <w:sz w:val="20"/>
-              </w:rPr>
-              <w:t>:</w:t>
+              <w:t>Program Name:</w:t>
             </w:r>
             <w:r>
               <w:rPr>
@@ -5715,6 +5707,7 @@
           <w:p>
             <w:pPr>
               <w:pStyle w:val="TableParagraph"/>
+              <w:jc w:val="center"/>
               <w:rPr>
                 <w:rFonts w:ascii="Times New Roman"/>
                 <w:sz w:val="18"/>
@@ -5729,6 +5722,7 @@
           <w:p>
             <w:pPr>
               <w:pStyle w:val="TableParagraph"/>
+              <w:jc w:val="center"/>
               <w:rPr>
                 <w:rFonts w:ascii="Times New Roman"/>
                 <w:sz w:val="18"/>
@@ -5743,6 +5737,7 @@
           <w:p>
             <w:pPr>
               <w:pStyle w:val="TableParagraph"/>
+              <w:jc w:val="center"/>
               <w:rPr>
                 <w:rFonts w:ascii="Times New Roman"/>
                 <w:sz w:val="18"/>
@@ -5757,6 +5752,7 @@
           <w:p>
             <w:pPr>
               <w:pStyle w:val="TableParagraph"/>
+              <w:jc w:val="center"/>
               <w:rPr>
                 <w:rFonts w:ascii="Times New Roman"/>
                 <w:sz w:val="18"/>
@@ -5774,6 +5770,7 @@
           <w:p>
             <w:pPr>
               <w:pStyle w:val="TableParagraph"/>
+              <w:jc w:val="center"/>
               <w:rPr>
                 <w:rFonts w:ascii="Times New Roman"/>
                 <w:sz w:val="18"/>
@@ -5791,6 +5788,7 @@
           <w:p>
             <w:pPr>
               <w:pStyle w:val="TableParagraph"/>
+              <w:jc w:val="center"/>
               <w:rPr>
                 <w:rFonts w:ascii="Times New Roman"/>
                 <w:sz w:val="18"/>
